--- a/backend/templates/Form-A (Affidavit)- SELF_Multiple_Template.docx
+++ b/backend/templates/Form-A (Affidavit)- SELF_Multiple_Template.docx
@@ -1,6 +1,6 @@
 
 <file path=word/document.xml><?xml version="1.0" encoding="utf-8"?>
-<w:document xmlns:wpc="http://schemas.microsoft.com/office/word/2010/wordprocessingCanvas" xmlns:cx="http://schemas.microsoft.com/office/drawing/2014/chartex" xmlns:mc="http://schemas.openxmlformats.org/markup-compatibility/2006" xmlns:o="urn:schemas-microsoft-com:office:office" xmlns:r="http://schemas.openxmlformats.org/officeDocument/2006/relationships" xmlns:m="http://schemas.openxmlformats.org/officeDocument/2006/math" xmlns:v="urn:schemas-microsoft-com:vml" xmlns:wp14="http://schemas.microsoft.com/office/word/2010/wordprocessingDrawing" xmlns:wp="http://schemas.openxmlformats.org/drawingml/2006/wordprocessingDrawing" xmlns:w10="urn:schemas-microsoft-com:office:word" xmlns:w="http://schemas.openxmlformats.org/wordprocessingml/2006/main" xmlns:w14="http://schemas.microsoft.com/office/word/2010/wordml" xmlns:w15="http://schemas.microsoft.com/office/word/2012/wordml" xmlns:w16se="http://schemas.microsoft.com/office/word/2015/wordml/symex" xmlns:wpg="http://schemas.microsoft.com/office/word/2010/wordprocessingGroup" xmlns:wpi="http://schemas.microsoft.com/office/word/2010/wordprocessingInk" xmlns:wne="http://schemas.microsoft.com/office/word/2006/wordml" xmlns:wps="http://schemas.microsoft.com/office/word/2010/wordprocessingShape" mc:Ignorable="w14 w15 w16se wp14">
+<w:document xmlns:wpc="http://schemas.microsoft.com/office/word/2010/wordprocessingCanvas" xmlns:cx="http://schemas.microsoft.com/office/drawing/2014/chartex" xmlns:cx1="http://schemas.microsoft.com/office/drawing/2015/9/8/chartex" xmlns:cx2="http://schemas.microsoft.com/office/drawing/2015/10/21/chartex" xmlns:cx3="http://schemas.microsoft.com/office/drawing/2016/5/9/chartex" xmlns:cx4="http://schemas.microsoft.com/office/drawing/2016/5/10/chartex" xmlns:cx5="http://schemas.microsoft.com/office/drawing/2016/5/11/chartex" xmlns:cx6="http://schemas.microsoft.com/office/drawing/2016/5/12/chartex" xmlns:cx7="http://schemas.microsoft.com/office/drawing/2016/5/13/chartex" xmlns:cx8="http://schemas.microsoft.com/office/drawing/2016/5/14/chartex" xmlns:mc="http://schemas.openxmlformats.org/markup-compatibility/2006" xmlns:aink="http://schemas.microsoft.com/office/drawing/2016/ink" xmlns:am3d="http://schemas.microsoft.com/office/drawing/2017/model3d" xmlns:o="urn:schemas-microsoft-com:office:office" xmlns:oel="http://schemas.microsoft.com/office/2019/extlst" xmlns:r="http://schemas.openxmlformats.org/officeDocument/2006/relationships" xmlns:m="http://schemas.openxmlformats.org/officeDocument/2006/math" xmlns:v="urn:schemas-microsoft-com:vml" xmlns:wp14="http://schemas.microsoft.com/office/word/2010/wordprocessingDrawing" xmlns:wp="http://schemas.openxmlformats.org/drawingml/2006/wordprocessingDrawing" xmlns:w10="urn:schemas-microsoft-com:office:word" xmlns:w="http://schemas.openxmlformats.org/wordprocessingml/2006/main" xmlns:w14="http://schemas.microsoft.com/office/word/2010/wordml" xmlns:w15="http://schemas.microsoft.com/office/word/2012/wordml" xmlns:w16cex="http://schemas.microsoft.com/office/word/2018/wordml/cex" xmlns:w16cid="http://schemas.microsoft.com/office/word/2016/wordml/cid" xmlns:w16="http://schemas.microsoft.com/office/word/2018/wordml" xmlns:w16sdtdh="http://schemas.microsoft.com/office/word/2020/wordml/sdtdatahash" xmlns:w16se="http://schemas.microsoft.com/office/word/2015/wordml/symex" xmlns:wpg="http://schemas.microsoft.com/office/word/2010/wordprocessingGroup" xmlns:wpi="http://schemas.microsoft.com/office/word/2010/wordprocessingInk" xmlns:wne="http://schemas.microsoft.com/office/word/2006/wordml" xmlns:wps="http://schemas.microsoft.com/office/word/2010/wordprocessingShape" mc:Ignorable="w14 w15 w16se w16cid w16 w16cex w16sdtdh wp14">
   <w:body>
     <w:p>
       <w:pPr>
@@ -218,10 +218,16 @@
       <w:r>
         <w:rPr>
           <w:rFonts w:ascii="Roboto" w:eastAsia="Times New Roman" w:hAnsi="Roboto" w:cs="Times New Roman"/>
-          <w:b/>
+          <w:color w:val="FF0000"/>
           <w:lang w:val="en-IN" w:eastAsia="en-GB" w:bidi="hi-IN"/>
         </w:rPr>
-        <w:t>[Name as per Aadhar C1] &amp; [Name as per Aadhar C2] &amp; [Name as per Aadhar C3]</w:t>
+        <w:t xml:space="preserve">[Name as per Aadhar C1] &amp; [Name as per Aadhar C2] &amp; [Name as per Aadhar C3] </w:t>
+      </w:r>
+      <w:r>
+        <w:rPr>
+          <w:rFonts w:ascii="Arial" w:eastAsia="Times New Roman" w:hAnsi="Arial" w:cs="Arial"/>
+        </w:rPr>
+        <w:t xml:space="preserve">Son / daughter/spouse of </w:t>
       </w:r>
       <w:r>
         <w:rPr>
@@ -229,21 +235,21 @@
           <w:color w:val="FF0000"/>
           <w:lang w:val="en-IN" w:eastAsia="en-GB" w:bidi="hi-IN"/>
         </w:rPr>
-        <w:t xml:space="preserve"> </w:t>
-      </w:r>
-      <w:r>
-        <w:rPr>
-          <w:rFonts w:ascii="Arial" w:eastAsia="Times New Roman" w:hAnsi="Arial" w:cs="Arial"/>
-        </w:rPr>
-        <w:t xml:space="preserve">Son / daughter/spouse of </w:t>
+        <w:t xml:space="preserve">[Father Name C1] &amp; [Father Name C2] &amp; [Father Name C3] </w:t>
       </w:r>
       <w:r>
         <w:rPr>
           <w:rFonts w:ascii="Roboto" w:eastAsia="Times New Roman" w:hAnsi="Roboto" w:cs="Times New Roman"/>
-          <w:b/>
+          <w:color w:val="000000"/>
           <w:lang w:val="en-IN" w:eastAsia="en-GB" w:bidi="hi-IN"/>
         </w:rPr>
-        <w:t>[Father Name C1] &amp; [Father Name C2] &amp; [Father Name C3]</w:t>
+        <w:t xml:space="preserve">respectively </w:t>
+      </w:r>
+      <w:r>
+        <w:rPr>
+          <w:rFonts w:ascii="Arial" w:eastAsia="Times New Roman" w:hAnsi="Arial" w:cs="Arial"/>
+        </w:rPr>
+        <w:t xml:space="preserve">residing at </w:t>
       </w:r>
       <w:r>
         <w:rPr>
@@ -251,29 +257,13 @@
           <w:color w:val="FF0000"/>
           <w:lang w:val="en-IN" w:eastAsia="en-GB" w:bidi="hi-IN"/>
         </w:rPr>
-        <w:t xml:space="preserve"> </w:t>
-      </w:r>
-      <w:r>
-        <w:rPr>
-          <w:rFonts w:ascii="Roboto" w:eastAsia="Times New Roman" w:hAnsi="Roboto" w:cs="Times New Roman"/>
-          <w:color w:val="000000"/>
-          <w:lang w:val="en-IN" w:eastAsia="en-GB" w:bidi="hi-IN"/>
-        </w:rPr>
-        <w:t xml:space="preserve">respectively </w:t>
-      </w:r>
-      <w:r>
-        <w:rPr>
-          <w:rFonts w:ascii="Arial" w:eastAsia="Times New Roman" w:hAnsi="Arial" w:cs="Arial"/>
-        </w:rPr>
-        <w:t xml:space="preserve">residing at </w:t>
-      </w:r>
-      <w:r>
-        <w:rPr>
-          <w:rFonts w:ascii="Roboto" w:eastAsia="Times New Roman" w:hAnsi="Roboto" w:cs="Times New Roman"/>
-          <w:b/>
-          <w:lang w:val="en-IN" w:eastAsia="en-GB" w:bidi="hi-IN"/>
-        </w:rPr>
-        <w:t>[Address C1]</w:t>
+        <w:t xml:space="preserve">[Address C1] </w:t>
+      </w:r>
+      <w:r>
+        <w:rPr>
+          <w:rFonts w:ascii="Arial" w:eastAsia="Times New Roman" w:hAnsi="Arial" w:cs="Arial"/>
+        </w:rPr>
+        <w:t xml:space="preserve">having Permanent Account No (s) </w:t>
       </w:r>
       <w:r>
         <w:rPr>
@@ -281,21 +271,39 @@
           <w:color w:val="FF0000"/>
           <w:lang w:val="en-IN" w:eastAsia="en-GB" w:bidi="hi-IN"/>
         </w:rPr>
-        <w:t xml:space="preserve"> </w:t>
-      </w:r>
-      <w:r>
-        <w:rPr>
-          <w:rFonts w:ascii="Arial" w:eastAsia="Times New Roman" w:hAnsi="Arial" w:cs="Arial"/>
-        </w:rPr>
-        <w:t xml:space="preserve">having Permanent Account No (s) </w:t>
+        <w:t>[PAN C1]; [PAN C</w:t>
       </w:r>
       <w:r>
         <w:rPr>
           <w:rFonts w:ascii="Roboto" w:eastAsia="Times New Roman" w:hAnsi="Roboto" w:cs="Times New Roman"/>
-          <w:b/>
+          <w:color w:val="FF0000"/>
           <w:lang w:val="en-IN" w:eastAsia="en-GB" w:bidi="hi-IN"/>
         </w:rPr>
-        <w:t>[PAN C1]; [PAN C1]; [PAN C1]</w:t>
+        <w:t>2</w:t>
+      </w:r>
+      <w:r>
+        <w:rPr>
+          <w:rFonts w:ascii="Roboto" w:eastAsia="Times New Roman" w:hAnsi="Roboto" w:cs="Times New Roman"/>
+          <w:color w:val="FF0000"/>
+          <w:lang w:val="en-IN" w:eastAsia="en-GB" w:bidi="hi-IN"/>
+        </w:rPr>
+        <w:t>]; [PAN C</w:t>
+      </w:r>
+      <w:r>
+        <w:rPr>
+          <w:rFonts w:ascii="Roboto" w:eastAsia="Times New Roman" w:hAnsi="Roboto" w:cs="Times New Roman"/>
+          <w:color w:val="FF0000"/>
+          <w:lang w:val="en-IN" w:eastAsia="en-GB" w:bidi="hi-IN"/>
+        </w:rPr>
+        <w:t>3</w:t>
+      </w:r>
+      <w:r>
+        <w:rPr>
+          <w:rFonts w:ascii="Roboto" w:eastAsia="Times New Roman" w:hAnsi="Roboto" w:cs="Times New Roman"/>
+          <w:color w:val="FF0000"/>
+          <w:lang w:val="en-IN" w:eastAsia="en-GB" w:bidi="hi-IN"/>
+        </w:rPr>
+        <w:t>]</w:t>
       </w:r>
       <w:r>
         <w:rPr>
@@ -334,7 +342,7 @@
       <w:r>
         <w:rPr>
           <w:rFonts w:ascii="Roboto" w:eastAsia="Times New Roman" w:hAnsi="Roboto" w:cs="Times New Roman"/>
-          <w:b/>
+          <w:color w:val="FF0000"/>
           <w:lang w:val="en-IN" w:eastAsia="en-GB" w:bidi="hi-IN"/>
         </w:rPr>
         <w:t>[Name as per Aadhar C1] &amp; [Name as per Aadhar C2] &amp; [Name as per Aadhar C3]</w:t>
@@ -375,12 +383,12 @@
         <w:rPr>
           <w:rFonts w:ascii="Arial" w:eastAsia="Times New Roman" w:hAnsi="Arial" w:cs="Arial"/>
         </w:rPr>
-        <w:t xml:space="preserve">hold the following </w:t>
-      </w:r>
-      <w:r>
-        <w:rPr>
-          <w:rFonts w:ascii="Arial" w:eastAsia="Times New Roman" w:hAnsi="Arial" w:cs="Arial"/>
-          <w:b/>
+        <w:t xml:space="preserve"> hold the following </w:t>
+      </w:r>
+      <w:r>
+        <w:rPr>
+          <w:rFonts w:ascii="Arial" w:eastAsia="Times New Roman" w:hAnsi="Arial" w:cs="Arial"/>
+          <w:color w:val="FF0000"/>
         </w:rPr>
         <w:t>[Total Shares]</w:t>
       </w:r>
@@ -406,7 +414,7 @@
         <w:rPr>
           <w:rFonts w:ascii="Arial" w:eastAsia="Times New Roman" w:hAnsi="Arial" w:cs="Arial"/>
         </w:rPr>
-        <w:t>pertain to understated company</w:t>
+        <w:t xml:space="preserve">pertain to  understated company </w:t>
       </w:r>
       <w:r>
         <w:rPr>
@@ -935,13 +943,13 @@
             <w:pPr>
               <w:rPr>
                 <w:rFonts w:ascii="Roboto" w:hAnsi="Roboto"/>
-                <w:b/>
+                <w:color w:val="FF0000"/>
               </w:rPr>
             </w:pPr>
             <w:r>
               <w:rPr>
                 <w:rFonts w:ascii="Roboto" w:hAnsi="Roboto"/>
-                <w:b/>
+                <w:color w:val="FF0000"/>
               </w:rPr>
               <w:t xml:space="preserve"> [Company Name]</w:t>
             </w:r>
@@ -957,13 +965,13 @@
               <w:jc w:val="center"/>
               <w:rPr>
                 <w:rFonts w:ascii="Roboto" w:hAnsi="Roboto"/>
-                <w:b/>
+                <w:color w:val="000000"/>
               </w:rPr>
             </w:pPr>
             <w:r>
               <w:rPr>
                 <w:rFonts w:ascii="Roboto" w:hAnsi="Roboto"/>
-                <w:b/>
+                <w:color w:val="FF0000"/>
               </w:rPr>
               <w:t>[Folio No]</w:t>
             </w:r>
@@ -979,13 +987,13 @@
               <w:jc w:val="center"/>
               <w:rPr>
                 <w:rFonts w:ascii="Roboto" w:hAnsi="Roboto"/>
-                <w:b/>
+                <w:color w:val="000000"/>
               </w:rPr>
             </w:pPr>
             <w:r>
               <w:rPr>
                 <w:rFonts w:ascii="Roboto" w:hAnsi="Roboto"/>
-                <w:b/>
+                <w:color w:val="FF0000"/>
               </w:rPr>
               <w:t>[NOS1]</w:t>
             </w:r>
@@ -1000,13 +1008,13 @@
             <w:pPr>
               <w:rPr>
                 <w:rFonts w:ascii="Roboto" w:hAnsi="Roboto"/>
-                <w:b/>
+                <w:color w:val="000000"/>
               </w:rPr>
             </w:pPr>
             <w:r>
               <w:rPr>
                 <w:rFonts w:ascii="Roboto" w:hAnsi="Roboto"/>
-                <w:b/>
+                <w:color w:val="FF0000"/>
               </w:rPr>
               <w:t xml:space="preserve">        [SC1]</w:t>
             </w:r>
@@ -1031,9 +1039,30 @@
             <w:r>
               <w:rPr>
                 <w:rFonts w:ascii="Roboto" w:hAnsi="Roboto"/>
-                <w:b/>
-              </w:rPr>
-              <w:t xml:space="preserve">          [DN1]</w:t>
+                <w:color w:val="FF0000"/>
+              </w:rPr>
+              <w:t xml:space="preserve">          </w:t>
+            </w:r>
+            <w:r>
+              <w:rPr>
+                <w:rFonts w:ascii="Roboto" w:hAnsi="Roboto"/>
+                <w:color w:val="FF0000"/>
+              </w:rPr>
+              <w:t>[DN</w:t>
+            </w:r>
+            <w:r>
+              <w:rPr>
+                <w:rFonts w:ascii="Roboto" w:hAnsi="Roboto"/>
+                <w:color w:val="FF0000"/>
+              </w:rPr>
+              <w:t>1</w:t>
+            </w:r>
+            <w:r>
+              <w:rPr>
+                <w:rFonts w:ascii="Roboto" w:hAnsi="Roboto"/>
+                <w:color w:val="FF0000"/>
+              </w:rPr>
+              <w:t>]</w:t>
             </w:r>
           </w:p>
         </w:tc>
@@ -1050,7 +1079,6 @@
             <w:pPr>
               <w:rPr>
                 <w:rFonts w:ascii="Arial" w:eastAsia="Times New Roman" w:hAnsi="Arial" w:cs="Arial"/>
-                <w:b/>
                 <w:sz w:val="20"/>
                 <w:szCs w:val="20"/>
               </w:rPr>
@@ -1058,7 +1086,7 @@
             <w:r>
               <w:rPr>
                 <w:rFonts w:ascii="Roboto" w:hAnsi="Roboto"/>
-                <w:b/>
+                <w:color w:val="FF0000"/>
               </w:rPr>
               <w:t xml:space="preserve"> [Company Name]</w:t>
             </w:r>
@@ -1074,7 +1102,6 @@
               <w:jc w:val="center"/>
               <w:rPr>
                 <w:rFonts w:ascii="Arial" w:eastAsia="Times New Roman" w:hAnsi="Arial" w:cs="Arial"/>
-                <w:b/>
                 <w:sz w:val="20"/>
                 <w:szCs w:val="20"/>
               </w:rPr>
@@ -1082,7 +1109,7 @@
             <w:r>
               <w:rPr>
                 <w:rFonts w:ascii="Roboto" w:hAnsi="Roboto"/>
-                <w:b/>
+                <w:color w:val="FF0000"/>
               </w:rPr>
               <w:t>[Folio No]</w:t>
             </w:r>
@@ -1096,16 +1123,27 @@
           <w:p>
             <w:pPr>
               <w:jc w:val="center"/>
-              <w:rPr>
-                <w:b/>
-              </w:rPr>
             </w:pPr>
             <w:r>
               <w:rPr>
                 <w:rFonts w:ascii="Roboto" w:hAnsi="Roboto"/>
-                <w:b/>
-              </w:rPr>
-              <w:t>[NOS2]</w:t>
+                <w:color w:val="FF0000"/>
+              </w:rPr>
+              <w:t>[NOS</w:t>
+            </w:r>
+            <w:r>
+              <w:rPr>
+                <w:rFonts w:ascii="Roboto" w:hAnsi="Roboto"/>
+                <w:color w:val="FF0000"/>
+              </w:rPr>
+              <w:t>2</w:t>
+            </w:r>
+            <w:r>
+              <w:rPr>
+                <w:rFonts w:ascii="Roboto" w:hAnsi="Roboto"/>
+                <w:color w:val="FF0000"/>
+              </w:rPr>
+              <w:t>]</w:t>
             </w:r>
           </w:p>
         </w:tc>
@@ -1118,7 +1156,6 @@
             <w:pPr>
               <w:rPr>
                 <w:rFonts w:ascii="Arial" w:eastAsia="Times New Roman" w:hAnsi="Arial" w:cs="Arial"/>
-                <w:b/>
                 <w:sz w:val="20"/>
                 <w:szCs w:val="20"/>
               </w:rPr>
@@ -1126,9 +1163,30 @@
             <w:r>
               <w:rPr>
                 <w:rFonts w:ascii="Roboto" w:hAnsi="Roboto"/>
-                <w:b/>
-              </w:rPr>
-              <w:t xml:space="preserve">        [SC2]</w:t>
+                <w:color w:val="FF0000"/>
+              </w:rPr>
+              <w:t xml:space="preserve">        </w:t>
+            </w:r>
+            <w:r>
+              <w:rPr>
+                <w:rFonts w:ascii="Roboto" w:hAnsi="Roboto"/>
+                <w:color w:val="FF0000"/>
+              </w:rPr>
+              <w:t>[SC</w:t>
+            </w:r>
+            <w:r>
+              <w:rPr>
+                <w:rFonts w:ascii="Roboto" w:hAnsi="Roboto"/>
+                <w:color w:val="FF0000"/>
+              </w:rPr>
+              <w:t>2</w:t>
+            </w:r>
+            <w:r>
+              <w:rPr>
+                <w:rFonts w:ascii="Roboto" w:hAnsi="Roboto"/>
+                <w:color w:val="FF0000"/>
+              </w:rPr>
+              <w:t>]</w:t>
             </w:r>
           </w:p>
         </w:tc>
@@ -1143,15 +1201,36 @@
               <w:ind w:right="573"/>
               <w:rPr>
                 <w:rFonts w:ascii="Roboto" w:hAnsi="Roboto"/>
-                <w:b/>
+                <w:color w:val="FF0000"/>
               </w:rPr>
             </w:pPr>
             <w:r>
               <w:rPr>
                 <w:rFonts w:ascii="Roboto" w:hAnsi="Roboto"/>
-                <w:b/>
-              </w:rPr>
-              <w:t xml:space="preserve">          [DN2]</w:t>
+                <w:color w:val="FF0000"/>
+              </w:rPr>
+              <w:t xml:space="preserve">          </w:t>
+            </w:r>
+            <w:r>
+              <w:rPr>
+                <w:rFonts w:ascii="Roboto" w:hAnsi="Roboto"/>
+                <w:color w:val="FF0000"/>
+              </w:rPr>
+              <w:t>[DN</w:t>
+            </w:r>
+            <w:r>
+              <w:rPr>
+                <w:rFonts w:ascii="Roboto" w:hAnsi="Roboto"/>
+                <w:color w:val="FF0000"/>
+              </w:rPr>
+              <w:t>2</w:t>
+            </w:r>
+            <w:r>
+              <w:rPr>
+                <w:rFonts w:ascii="Roboto" w:hAnsi="Roboto"/>
+                <w:color w:val="FF0000"/>
+              </w:rPr>
+              <w:t>]</w:t>
             </w:r>
           </w:p>
         </w:tc>
@@ -1168,7 +1247,6 @@
             <w:pPr>
               <w:rPr>
                 <w:rFonts w:ascii="Arial" w:eastAsia="Times New Roman" w:hAnsi="Arial" w:cs="Arial"/>
-                <w:b/>
                 <w:sz w:val="20"/>
                 <w:szCs w:val="20"/>
               </w:rPr>
@@ -1176,7 +1254,7 @@
             <w:r>
               <w:rPr>
                 <w:rFonts w:ascii="Roboto" w:hAnsi="Roboto"/>
-                <w:b/>
+                <w:color w:val="FF0000"/>
               </w:rPr>
               <w:t xml:space="preserve"> [Company Name]</w:t>
             </w:r>
@@ -1192,7 +1270,6 @@
               <w:jc w:val="center"/>
               <w:rPr>
                 <w:rFonts w:ascii="Arial" w:eastAsia="Times New Roman" w:hAnsi="Arial" w:cs="Arial"/>
-                <w:b/>
                 <w:sz w:val="20"/>
                 <w:szCs w:val="20"/>
               </w:rPr>
@@ -1200,7 +1277,7 @@
             <w:r>
               <w:rPr>
                 <w:rFonts w:ascii="Roboto" w:hAnsi="Roboto"/>
-                <w:b/>
+                <w:color w:val="FF0000"/>
               </w:rPr>
               <w:t>[Folio No]</w:t>
             </w:r>
@@ -1214,16 +1291,27 @@
           <w:p>
             <w:pPr>
               <w:jc w:val="center"/>
-              <w:rPr>
-                <w:b/>
-              </w:rPr>
             </w:pPr>
             <w:r>
               <w:rPr>
                 <w:rFonts w:ascii="Roboto" w:hAnsi="Roboto"/>
-                <w:b/>
-              </w:rPr>
-              <w:t>[NOS3]</w:t>
+                <w:color w:val="FF0000"/>
+              </w:rPr>
+              <w:t>[NOS</w:t>
+            </w:r>
+            <w:r>
+              <w:rPr>
+                <w:rFonts w:ascii="Roboto" w:hAnsi="Roboto"/>
+                <w:color w:val="FF0000"/>
+              </w:rPr>
+              <w:t>3</w:t>
+            </w:r>
+            <w:r>
+              <w:rPr>
+                <w:rFonts w:ascii="Roboto" w:hAnsi="Roboto"/>
+                <w:color w:val="FF0000"/>
+              </w:rPr>
+              <w:t>]</w:t>
             </w:r>
           </w:p>
         </w:tc>
@@ -1236,7 +1324,6 @@
             <w:pPr>
               <w:rPr>
                 <w:rFonts w:ascii="Arial" w:eastAsia="Times New Roman" w:hAnsi="Arial" w:cs="Arial"/>
-                <w:b/>
                 <w:sz w:val="20"/>
                 <w:szCs w:val="20"/>
               </w:rPr>
@@ -1244,7 +1331,6 @@
             <w:r>
               <w:rPr>
                 <w:rFonts w:ascii="Arial" w:eastAsia="Times New Roman" w:hAnsi="Arial" w:cs="Arial"/>
-                <w:b/>
                 <w:sz w:val="20"/>
                 <w:szCs w:val="20"/>
               </w:rPr>
@@ -1253,9 +1339,23 @@
             <w:r>
               <w:rPr>
                 <w:rFonts w:ascii="Roboto" w:hAnsi="Roboto"/>
-                <w:b/>
-              </w:rPr>
-              <w:t>[SC3]</w:t>
+                <w:color w:val="FF0000"/>
+              </w:rPr>
+              <w:t>[SC</w:t>
+            </w:r>
+            <w:r>
+              <w:rPr>
+                <w:rFonts w:ascii="Roboto" w:hAnsi="Roboto"/>
+                <w:color w:val="FF0000"/>
+              </w:rPr>
+              <w:t>3</w:t>
+            </w:r>
+            <w:r>
+              <w:rPr>
+                <w:rFonts w:ascii="Roboto" w:hAnsi="Roboto"/>
+                <w:color w:val="FF0000"/>
+              </w:rPr>
+              <w:t>]</w:t>
             </w:r>
           </w:p>
         </w:tc>
@@ -1270,15 +1370,36 @@
               <w:ind w:right="573"/>
               <w:rPr>
                 <w:rFonts w:ascii="Roboto" w:hAnsi="Roboto"/>
-                <w:b/>
+                <w:color w:val="FF0000"/>
               </w:rPr>
             </w:pPr>
             <w:r>
               <w:rPr>
                 <w:rFonts w:ascii="Roboto" w:hAnsi="Roboto"/>
-                <w:b/>
-              </w:rPr>
-              <w:t xml:space="preserve">          [DN3]</w:t>
+                <w:color w:val="FF0000"/>
+              </w:rPr>
+              <w:t xml:space="preserve">          </w:t>
+            </w:r>
+            <w:r>
+              <w:rPr>
+                <w:rFonts w:ascii="Roboto" w:hAnsi="Roboto"/>
+                <w:color w:val="FF0000"/>
+              </w:rPr>
+              <w:t>[DN</w:t>
+            </w:r>
+            <w:r>
+              <w:rPr>
+                <w:rFonts w:ascii="Roboto" w:hAnsi="Roboto"/>
+                <w:color w:val="FF0000"/>
+              </w:rPr>
+              <w:t>3</w:t>
+            </w:r>
+            <w:r>
+              <w:rPr>
+                <w:rFonts w:ascii="Roboto" w:hAnsi="Roboto"/>
+                <w:color w:val="FF0000"/>
+              </w:rPr>
+              <w:t>]</w:t>
             </w:r>
           </w:p>
         </w:tc>
@@ -1295,7 +1416,6 @@
             <w:pPr>
               <w:rPr>
                 <w:rFonts w:ascii="Arial" w:eastAsia="Times New Roman" w:hAnsi="Arial" w:cs="Arial"/>
-                <w:b/>
                 <w:sz w:val="20"/>
                 <w:szCs w:val="20"/>
               </w:rPr>
@@ -1303,7 +1423,7 @@
             <w:r>
               <w:rPr>
                 <w:rFonts w:ascii="Roboto" w:hAnsi="Roboto"/>
-                <w:b/>
+                <w:color w:val="FF0000"/>
               </w:rPr>
               <w:t xml:space="preserve"> [Company Name]</w:t>
             </w:r>
@@ -1319,7 +1439,6 @@
               <w:jc w:val="center"/>
               <w:rPr>
                 <w:rFonts w:ascii="Arial" w:eastAsia="Times New Roman" w:hAnsi="Arial" w:cs="Arial"/>
-                <w:b/>
                 <w:sz w:val="20"/>
                 <w:szCs w:val="20"/>
               </w:rPr>
@@ -1327,7 +1446,7 @@
             <w:r>
               <w:rPr>
                 <w:rFonts w:ascii="Roboto" w:hAnsi="Roboto"/>
-                <w:b/>
+                <w:color w:val="FF0000"/>
               </w:rPr>
               <w:t>[Folio No]</w:t>
             </w:r>
@@ -1341,16 +1460,27 @@
           <w:p>
             <w:pPr>
               <w:jc w:val="center"/>
-              <w:rPr>
-                <w:b/>
-              </w:rPr>
             </w:pPr>
             <w:r>
               <w:rPr>
                 <w:rFonts w:ascii="Roboto" w:hAnsi="Roboto"/>
-                <w:b/>
-              </w:rPr>
-              <w:t>[NOS4]</w:t>
+                <w:color w:val="FF0000"/>
+              </w:rPr>
+              <w:t>[NOS</w:t>
+            </w:r>
+            <w:r>
+              <w:rPr>
+                <w:rFonts w:ascii="Roboto" w:hAnsi="Roboto"/>
+                <w:color w:val="FF0000"/>
+              </w:rPr>
+              <w:t>4</w:t>
+            </w:r>
+            <w:r>
+              <w:rPr>
+                <w:rFonts w:ascii="Roboto" w:hAnsi="Roboto"/>
+                <w:color w:val="FF0000"/>
+              </w:rPr>
+              <w:t>]</w:t>
             </w:r>
           </w:p>
         </w:tc>
@@ -1363,7 +1493,6 @@
             <w:pPr>
               <w:rPr>
                 <w:rFonts w:ascii="Arial" w:eastAsia="Times New Roman" w:hAnsi="Arial" w:cs="Arial"/>
-                <w:b/>
                 <w:sz w:val="20"/>
                 <w:szCs w:val="20"/>
               </w:rPr>
@@ -1371,7 +1500,6 @@
             <w:r>
               <w:rPr>
                 <w:rFonts w:ascii="Arial" w:eastAsia="Times New Roman" w:hAnsi="Arial" w:cs="Arial"/>
-                <w:b/>
                 <w:sz w:val="20"/>
                 <w:szCs w:val="20"/>
               </w:rPr>
@@ -1380,9 +1508,23 @@
             <w:r>
               <w:rPr>
                 <w:rFonts w:ascii="Roboto" w:hAnsi="Roboto"/>
-                <w:b/>
-              </w:rPr>
-              <w:t>[SC4]</w:t>
+                <w:color w:val="FF0000"/>
+              </w:rPr>
+              <w:t>[SC</w:t>
+            </w:r>
+            <w:r>
+              <w:rPr>
+                <w:rFonts w:ascii="Roboto" w:hAnsi="Roboto"/>
+                <w:color w:val="FF0000"/>
+              </w:rPr>
+              <w:t>4</w:t>
+            </w:r>
+            <w:r>
+              <w:rPr>
+                <w:rFonts w:ascii="Roboto" w:hAnsi="Roboto"/>
+                <w:color w:val="FF0000"/>
+              </w:rPr>
+              <w:t>]</w:t>
             </w:r>
           </w:p>
         </w:tc>
@@ -1397,15 +1539,36 @@
               <w:ind w:right="573"/>
               <w:rPr>
                 <w:rFonts w:ascii="Roboto" w:hAnsi="Roboto"/>
-                <w:b/>
+                <w:color w:val="FF0000"/>
               </w:rPr>
             </w:pPr>
             <w:r>
               <w:rPr>
                 <w:rFonts w:ascii="Roboto" w:hAnsi="Roboto"/>
-                <w:b/>
-              </w:rPr>
-              <w:t xml:space="preserve">          [DN4]</w:t>
+                <w:color w:val="FF0000"/>
+              </w:rPr>
+              <w:t xml:space="preserve">          </w:t>
+            </w:r>
+            <w:r>
+              <w:rPr>
+                <w:rFonts w:ascii="Roboto" w:hAnsi="Roboto"/>
+                <w:color w:val="FF0000"/>
+              </w:rPr>
+              <w:t>[DN</w:t>
+            </w:r>
+            <w:r>
+              <w:rPr>
+                <w:rFonts w:ascii="Roboto" w:hAnsi="Roboto"/>
+                <w:color w:val="FF0000"/>
+              </w:rPr>
+              <w:t>4</w:t>
+            </w:r>
+            <w:r>
+              <w:rPr>
+                <w:rFonts w:ascii="Roboto" w:hAnsi="Roboto"/>
+                <w:color w:val="FF0000"/>
+              </w:rPr>
+              <w:t>]</w:t>
             </w:r>
           </w:p>
         </w:tc>
@@ -1422,7 +1585,6 @@
             <w:pPr>
               <w:rPr>
                 <w:rFonts w:ascii="Arial" w:eastAsia="Times New Roman" w:hAnsi="Arial" w:cs="Arial"/>
-                <w:b/>
                 <w:sz w:val="20"/>
                 <w:szCs w:val="20"/>
               </w:rPr>
@@ -1430,7 +1592,7 @@
             <w:r>
               <w:rPr>
                 <w:rFonts w:ascii="Roboto" w:hAnsi="Roboto"/>
-                <w:b/>
+                <w:color w:val="FF0000"/>
               </w:rPr>
               <w:t xml:space="preserve"> [Company Name]</w:t>
             </w:r>
@@ -1446,7 +1608,6 @@
               <w:jc w:val="center"/>
               <w:rPr>
                 <w:rFonts w:ascii="Arial" w:eastAsia="Times New Roman" w:hAnsi="Arial" w:cs="Arial"/>
-                <w:b/>
                 <w:sz w:val="20"/>
                 <w:szCs w:val="20"/>
               </w:rPr>
@@ -1454,7 +1615,7 @@
             <w:r>
               <w:rPr>
                 <w:rFonts w:ascii="Roboto" w:hAnsi="Roboto"/>
-                <w:b/>
+                <w:color w:val="FF0000"/>
               </w:rPr>
               <w:t>[Folio No]</w:t>
             </w:r>
@@ -1468,16 +1629,27 @@
           <w:p>
             <w:pPr>
               <w:jc w:val="center"/>
-              <w:rPr>
-                <w:b/>
-              </w:rPr>
             </w:pPr>
             <w:r>
               <w:rPr>
                 <w:rFonts w:ascii="Roboto" w:hAnsi="Roboto"/>
-                <w:b/>
-              </w:rPr>
-              <w:t>[NOS5]</w:t>
+                <w:color w:val="FF0000"/>
+              </w:rPr>
+              <w:t>[NOS</w:t>
+            </w:r>
+            <w:r>
+              <w:rPr>
+                <w:rFonts w:ascii="Roboto" w:hAnsi="Roboto"/>
+                <w:color w:val="FF0000"/>
+              </w:rPr>
+              <w:t>5</w:t>
+            </w:r>
+            <w:r>
+              <w:rPr>
+                <w:rFonts w:ascii="Roboto" w:hAnsi="Roboto"/>
+                <w:color w:val="FF0000"/>
+              </w:rPr>
+              <w:t>]</w:t>
             </w:r>
           </w:p>
         </w:tc>
@@ -1490,7 +1662,6 @@
             <w:pPr>
               <w:rPr>
                 <w:rFonts w:ascii="Arial" w:eastAsia="Times New Roman" w:hAnsi="Arial" w:cs="Arial"/>
-                <w:b/>
                 <w:sz w:val="20"/>
                 <w:szCs w:val="20"/>
               </w:rPr>
@@ -1498,7 +1669,6 @@
             <w:r>
               <w:rPr>
                 <w:rFonts w:ascii="Arial" w:eastAsia="Times New Roman" w:hAnsi="Arial" w:cs="Arial"/>
-                <w:b/>
                 <w:sz w:val="20"/>
                 <w:szCs w:val="20"/>
               </w:rPr>
@@ -1507,9 +1677,23 @@
             <w:r>
               <w:rPr>
                 <w:rFonts w:ascii="Roboto" w:hAnsi="Roboto"/>
-                <w:b/>
-              </w:rPr>
-              <w:t>[SC5]</w:t>
+                <w:color w:val="FF0000"/>
+              </w:rPr>
+              <w:t>[SC</w:t>
+            </w:r>
+            <w:r>
+              <w:rPr>
+                <w:rFonts w:ascii="Roboto" w:hAnsi="Roboto"/>
+                <w:color w:val="FF0000"/>
+              </w:rPr>
+              <w:t>5</w:t>
+            </w:r>
+            <w:r>
+              <w:rPr>
+                <w:rFonts w:ascii="Roboto" w:hAnsi="Roboto"/>
+                <w:color w:val="FF0000"/>
+              </w:rPr>
+              <w:t>]</w:t>
             </w:r>
           </w:p>
         </w:tc>
@@ -1524,646 +1708,36 @@
               <w:ind w:right="573"/>
               <w:rPr>
                 <w:rFonts w:ascii="Roboto" w:hAnsi="Roboto"/>
-                <w:b/>
+                <w:color w:val="FF0000"/>
               </w:rPr>
             </w:pPr>
             <w:r>
               <w:rPr>
                 <w:rFonts w:ascii="Roboto" w:hAnsi="Roboto"/>
-                <w:b/>
-              </w:rPr>
-              <w:t xml:space="preserve">          [DN5]</w:t>
-            </w:r>
-          </w:p>
-        </w:tc>
-      </w:tr>
-      <w:tr>
-        <w:trPr>
-          <w:trHeight w:val="306"/>
-        </w:trPr>
-        <w:tc>
-          <w:tcPr>
-            <w:tcW w:w="2128" w:type="dxa"/>
-          </w:tcPr>
-          <w:p>
-            <w:pPr>
-              <w:rPr>
-                <w:rFonts w:ascii="Roboto" w:hAnsi="Roboto"/>
-                <w:b/>
-              </w:rPr>
-            </w:pPr>
-            <w:r>
-              <w:rPr>
-                <w:rFonts w:ascii="Roboto" w:hAnsi="Roboto"/>
-                <w:b/>
-              </w:rPr>
-              <w:t xml:space="preserve"> [Company Name]</w:t>
-            </w:r>
-          </w:p>
-        </w:tc>
-        <w:tc>
-          <w:tcPr>
-            <w:tcW w:w="1842" w:type="dxa"/>
-            <w:shd w:val="clear" w:color="auto" w:fill="auto"/>
-          </w:tcPr>
-          <w:p>
-            <w:pPr>
-              <w:jc w:val="center"/>
-              <w:rPr>
-                <w:rFonts w:ascii="Roboto" w:hAnsi="Roboto"/>
-                <w:b/>
-              </w:rPr>
-            </w:pPr>
-            <w:r>
-              <w:rPr>
-                <w:rFonts w:ascii="Roboto" w:hAnsi="Roboto"/>
-                <w:b/>
-              </w:rPr>
-              <w:t>[Folio No]</w:t>
-            </w:r>
-          </w:p>
-        </w:tc>
-        <w:tc>
-          <w:tcPr>
-            <w:tcW w:w="1134" w:type="dxa"/>
-            <w:shd w:val="clear" w:color="auto" w:fill="auto"/>
-          </w:tcPr>
-          <w:p>
-            <w:pPr>
-              <w:jc w:val="center"/>
-              <w:rPr>
-                <w:b/>
-              </w:rPr>
-            </w:pPr>
-            <w:r>
-              <w:rPr>
-                <w:rFonts w:ascii="Roboto" w:hAnsi="Roboto"/>
-                <w:b/>
-              </w:rPr>
-              <w:t>[NOS6]</w:t>
-            </w:r>
-          </w:p>
-        </w:tc>
-        <w:tc>
-          <w:tcPr>
-            <w:tcW w:w="1843" w:type="dxa"/>
-            <w:shd w:val="clear" w:color="auto" w:fill="auto"/>
-          </w:tcPr>
-          <w:p>
-            <w:pPr>
-              <w:rPr>
-                <w:rFonts w:ascii="Arial" w:eastAsia="Times New Roman" w:hAnsi="Arial" w:cs="Arial"/>
-                <w:b/>
-                <w:sz w:val="20"/>
-                <w:szCs w:val="20"/>
-              </w:rPr>
-            </w:pPr>
-            <w:r>
-              <w:rPr>
-                <w:rFonts w:ascii="Arial" w:eastAsia="Times New Roman" w:hAnsi="Arial" w:cs="Arial"/>
-                <w:b/>
-                <w:sz w:val="20"/>
-                <w:szCs w:val="20"/>
-              </w:rPr>
-              <w:t xml:space="preserve">        </w:t>
-            </w:r>
-            <w:r>
-              <w:rPr>
-                <w:rFonts w:ascii="Roboto" w:hAnsi="Roboto"/>
-                <w:b/>
-              </w:rPr>
-              <w:t>[SC6]</w:t>
-            </w:r>
-          </w:p>
-        </w:tc>
-        <w:tc>
-          <w:tcPr>
-            <w:tcW w:w="2693" w:type="dxa"/>
-            <w:gridSpan w:val="2"/>
-            <w:shd w:val="clear" w:color="auto" w:fill="auto"/>
-          </w:tcPr>
-          <w:p>
-            <w:pPr>
-              <w:ind w:right="573"/>
-              <w:rPr>
-                <w:rFonts w:ascii="Roboto" w:hAnsi="Roboto"/>
-                <w:b/>
-              </w:rPr>
-            </w:pPr>
-            <w:r>
-              <w:rPr>
-                <w:rFonts w:ascii="Roboto" w:hAnsi="Roboto"/>
-                <w:b/>
-              </w:rPr>
-              <w:t xml:space="preserve">          [DN6]</w:t>
-            </w:r>
-          </w:p>
-        </w:tc>
-      </w:tr>
-      <w:tr>
-        <w:trPr>
-          <w:trHeight w:val="306"/>
-        </w:trPr>
-        <w:tc>
-          <w:tcPr>
-            <w:tcW w:w="2128" w:type="dxa"/>
-          </w:tcPr>
-          <w:p>
-            <w:pPr>
-              <w:rPr>
-                <w:rFonts w:ascii="Arial" w:eastAsia="Times New Roman" w:hAnsi="Arial" w:cs="Arial"/>
-                <w:b/>
-                <w:sz w:val="20"/>
-                <w:szCs w:val="20"/>
-              </w:rPr>
-            </w:pPr>
-            <w:r>
-              <w:rPr>
-                <w:rFonts w:ascii="Roboto" w:hAnsi="Roboto"/>
-                <w:b/>
-              </w:rPr>
-              <w:t xml:space="preserve"> [Company Name]</w:t>
-            </w:r>
-          </w:p>
-        </w:tc>
-        <w:tc>
-          <w:tcPr>
-            <w:tcW w:w="1842" w:type="dxa"/>
-            <w:shd w:val="clear" w:color="auto" w:fill="auto"/>
-          </w:tcPr>
-          <w:p>
-            <w:pPr>
-              <w:jc w:val="center"/>
-              <w:rPr>
-                <w:rFonts w:ascii="Arial" w:eastAsia="Times New Roman" w:hAnsi="Arial" w:cs="Arial"/>
-                <w:b/>
-                <w:sz w:val="20"/>
-                <w:szCs w:val="20"/>
-              </w:rPr>
-            </w:pPr>
-            <w:r>
-              <w:rPr>
-                <w:rFonts w:ascii="Roboto" w:hAnsi="Roboto"/>
-                <w:b/>
-              </w:rPr>
-              <w:t>[Folio No]</w:t>
-            </w:r>
-          </w:p>
-        </w:tc>
-        <w:tc>
-          <w:tcPr>
-            <w:tcW w:w="1134" w:type="dxa"/>
-            <w:shd w:val="clear" w:color="auto" w:fill="auto"/>
-          </w:tcPr>
-          <w:p>
-            <w:pPr>
-              <w:jc w:val="center"/>
-              <w:rPr>
-                <w:b/>
-              </w:rPr>
-            </w:pPr>
-            <w:r>
-              <w:rPr>
-                <w:rFonts w:ascii="Roboto" w:hAnsi="Roboto"/>
-                <w:b/>
-              </w:rPr>
-              <w:t>[NOS7]</w:t>
-            </w:r>
-          </w:p>
-        </w:tc>
-        <w:tc>
-          <w:tcPr>
-            <w:tcW w:w="1843" w:type="dxa"/>
-            <w:shd w:val="clear" w:color="auto" w:fill="auto"/>
-          </w:tcPr>
-          <w:p>
-            <w:pPr>
-              <w:rPr>
-                <w:rFonts w:ascii="Arial" w:eastAsia="Times New Roman" w:hAnsi="Arial" w:cs="Arial"/>
-                <w:b/>
-                <w:sz w:val="20"/>
-                <w:szCs w:val="20"/>
-              </w:rPr>
-            </w:pPr>
-            <w:r>
-              <w:rPr>
-                <w:rFonts w:ascii="Arial" w:eastAsia="Times New Roman" w:hAnsi="Arial" w:cs="Arial"/>
-                <w:b/>
-                <w:sz w:val="20"/>
-                <w:szCs w:val="20"/>
-              </w:rPr>
-              <w:t xml:space="preserve">        </w:t>
-            </w:r>
-            <w:r>
-              <w:rPr>
-                <w:rFonts w:ascii="Roboto" w:hAnsi="Roboto"/>
-                <w:b/>
-              </w:rPr>
-              <w:t>[SC7]</w:t>
-            </w:r>
-          </w:p>
-        </w:tc>
-        <w:tc>
-          <w:tcPr>
-            <w:tcW w:w="2693" w:type="dxa"/>
-            <w:gridSpan w:val="2"/>
-            <w:shd w:val="clear" w:color="auto" w:fill="auto"/>
-          </w:tcPr>
-          <w:p>
-            <w:pPr>
-              <w:ind w:right="573"/>
-              <w:rPr>
-                <w:rFonts w:ascii="Roboto" w:hAnsi="Roboto"/>
-                <w:b/>
-              </w:rPr>
-            </w:pPr>
-            <w:r>
-              <w:rPr>
-                <w:rFonts w:ascii="Roboto" w:hAnsi="Roboto"/>
-                <w:b/>
-              </w:rPr>
-              <w:t xml:space="preserve">          [DN7]</w:t>
-            </w:r>
-          </w:p>
-        </w:tc>
-      </w:tr>
-      <w:tr>
-        <w:trPr>
-          <w:trHeight w:val="306"/>
-        </w:trPr>
-        <w:tc>
-          <w:tcPr>
-            <w:tcW w:w="2128" w:type="dxa"/>
-          </w:tcPr>
-          <w:p>
-            <w:pPr>
-              <w:rPr>
-                <w:rFonts w:ascii="Arial" w:eastAsia="Times New Roman" w:hAnsi="Arial" w:cs="Arial"/>
-                <w:b/>
-                <w:sz w:val="20"/>
-                <w:szCs w:val="20"/>
-              </w:rPr>
-            </w:pPr>
-            <w:r>
-              <w:rPr>
-                <w:rFonts w:ascii="Roboto" w:hAnsi="Roboto"/>
-                <w:b/>
-              </w:rPr>
-              <w:t xml:space="preserve"> [Company Name]</w:t>
-            </w:r>
-          </w:p>
-        </w:tc>
-        <w:tc>
-          <w:tcPr>
-            <w:tcW w:w="1842" w:type="dxa"/>
-            <w:shd w:val="clear" w:color="auto" w:fill="auto"/>
-          </w:tcPr>
-          <w:p>
-            <w:pPr>
-              <w:jc w:val="center"/>
-              <w:rPr>
-                <w:rFonts w:ascii="Arial" w:eastAsia="Times New Roman" w:hAnsi="Arial" w:cs="Arial"/>
-                <w:b/>
-                <w:sz w:val="20"/>
-                <w:szCs w:val="20"/>
-              </w:rPr>
-            </w:pPr>
-            <w:r>
-              <w:rPr>
-                <w:rFonts w:ascii="Roboto" w:hAnsi="Roboto"/>
-                <w:b/>
-              </w:rPr>
-              <w:t>[Folio No]</w:t>
-            </w:r>
-          </w:p>
-        </w:tc>
-        <w:tc>
-          <w:tcPr>
-            <w:tcW w:w="1134" w:type="dxa"/>
-            <w:shd w:val="clear" w:color="auto" w:fill="auto"/>
-          </w:tcPr>
-          <w:p>
-            <w:pPr>
-              <w:jc w:val="center"/>
-              <w:rPr>
-                <w:b/>
-              </w:rPr>
-            </w:pPr>
-            <w:r>
-              <w:rPr>
-                <w:rFonts w:ascii="Roboto" w:hAnsi="Roboto"/>
-                <w:b/>
-              </w:rPr>
-              <w:t>[NOS8]</w:t>
-            </w:r>
-          </w:p>
-        </w:tc>
-        <w:tc>
-          <w:tcPr>
-            <w:tcW w:w="1843" w:type="dxa"/>
-            <w:shd w:val="clear" w:color="auto" w:fill="auto"/>
-          </w:tcPr>
-          <w:p>
-            <w:pPr>
-              <w:rPr>
-                <w:rFonts w:ascii="Arial" w:eastAsia="Times New Roman" w:hAnsi="Arial" w:cs="Arial"/>
-                <w:b/>
-                <w:sz w:val="20"/>
-                <w:szCs w:val="20"/>
-              </w:rPr>
-            </w:pPr>
-            <w:r>
-              <w:rPr>
-                <w:rFonts w:ascii="Arial" w:eastAsia="Times New Roman" w:hAnsi="Arial" w:cs="Arial"/>
-                <w:b/>
-                <w:sz w:val="20"/>
-                <w:szCs w:val="20"/>
-              </w:rPr>
-              <w:t xml:space="preserve">        </w:t>
-            </w:r>
-            <w:r>
-              <w:rPr>
-                <w:rFonts w:ascii="Roboto" w:hAnsi="Roboto"/>
-                <w:b/>
-              </w:rPr>
-              <w:t>[SC8]</w:t>
-            </w:r>
-          </w:p>
-        </w:tc>
-        <w:tc>
-          <w:tcPr>
-            <w:tcW w:w="2693" w:type="dxa"/>
-            <w:gridSpan w:val="2"/>
-            <w:shd w:val="clear" w:color="auto" w:fill="auto"/>
-          </w:tcPr>
-          <w:p>
-            <w:pPr>
-              <w:ind w:right="573"/>
-              <w:rPr>
-                <w:rFonts w:ascii="Roboto" w:hAnsi="Roboto"/>
-                <w:b/>
-              </w:rPr>
-            </w:pPr>
-            <w:r>
-              <w:rPr>
-                <w:rFonts w:ascii="Roboto" w:hAnsi="Roboto"/>
-                <w:b/>
-              </w:rPr>
-              <w:t xml:space="preserve">          [DN8]</w:t>
-            </w:r>
-          </w:p>
-        </w:tc>
-      </w:tr>
-      <w:tr>
-        <w:trPr>
-          <w:trHeight w:val="306"/>
-        </w:trPr>
-        <w:tc>
-          <w:tcPr>
-            <w:tcW w:w="2128" w:type="dxa"/>
-          </w:tcPr>
-          <w:p>
-            <w:pPr>
-              <w:rPr>
-                <w:rFonts w:ascii="Arial" w:eastAsia="Times New Roman" w:hAnsi="Arial" w:cs="Arial"/>
-                <w:b/>
-                <w:sz w:val="20"/>
-                <w:szCs w:val="20"/>
-              </w:rPr>
-            </w:pPr>
-            <w:r>
-              <w:rPr>
-                <w:rFonts w:ascii="Roboto" w:hAnsi="Roboto"/>
-                <w:b/>
-              </w:rPr>
-              <w:t xml:space="preserve"> [Company Name]</w:t>
-            </w:r>
-          </w:p>
-        </w:tc>
-        <w:tc>
-          <w:tcPr>
-            <w:tcW w:w="1842" w:type="dxa"/>
-            <w:shd w:val="clear" w:color="auto" w:fill="auto"/>
-          </w:tcPr>
-          <w:p>
-            <w:pPr>
-              <w:jc w:val="center"/>
-              <w:rPr>
-                <w:rFonts w:ascii="Arial" w:eastAsia="Times New Roman" w:hAnsi="Arial" w:cs="Arial"/>
-                <w:b/>
-                <w:sz w:val="20"/>
-                <w:szCs w:val="20"/>
-              </w:rPr>
-            </w:pPr>
-            <w:r>
-              <w:rPr>
-                <w:rFonts w:ascii="Roboto" w:hAnsi="Roboto"/>
-                <w:b/>
-              </w:rPr>
-              <w:t>[Folio No]</w:t>
-            </w:r>
-          </w:p>
-        </w:tc>
-        <w:tc>
-          <w:tcPr>
-            <w:tcW w:w="1134" w:type="dxa"/>
-            <w:shd w:val="clear" w:color="auto" w:fill="auto"/>
-          </w:tcPr>
-          <w:p>
-            <w:pPr>
-              <w:jc w:val="center"/>
-              <w:rPr>
-                <w:b/>
-              </w:rPr>
-            </w:pPr>
-            <w:r>
-              <w:rPr>
-                <w:rFonts w:ascii="Roboto" w:hAnsi="Roboto"/>
-                <w:b/>
-              </w:rPr>
-              <w:t>[NOS9]</w:t>
-            </w:r>
-          </w:p>
-        </w:tc>
-        <w:tc>
-          <w:tcPr>
-            <w:tcW w:w="1843" w:type="dxa"/>
-            <w:shd w:val="clear" w:color="auto" w:fill="auto"/>
-          </w:tcPr>
-          <w:p>
-            <w:pPr>
-              <w:rPr>
-                <w:rFonts w:ascii="Arial" w:eastAsia="Times New Roman" w:hAnsi="Arial" w:cs="Arial"/>
-                <w:b/>
-                <w:sz w:val="20"/>
-                <w:szCs w:val="20"/>
-              </w:rPr>
-            </w:pPr>
-            <w:r>
-              <w:rPr>
-                <w:rFonts w:ascii="Arial" w:eastAsia="Times New Roman" w:hAnsi="Arial" w:cs="Arial"/>
-                <w:b/>
-                <w:sz w:val="20"/>
-                <w:szCs w:val="20"/>
-              </w:rPr>
-              <w:t xml:space="preserve">        </w:t>
-            </w:r>
-            <w:r>
-              <w:rPr>
-                <w:rFonts w:ascii="Roboto" w:hAnsi="Roboto"/>
-                <w:b/>
-              </w:rPr>
-              <w:t>[SC9]</w:t>
-            </w:r>
-          </w:p>
-        </w:tc>
-        <w:tc>
-          <w:tcPr>
-            <w:tcW w:w="2693" w:type="dxa"/>
-            <w:gridSpan w:val="2"/>
-            <w:shd w:val="clear" w:color="auto" w:fill="auto"/>
-          </w:tcPr>
-          <w:p>
-            <w:pPr>
-              <w:ind w:right="573"/>
-              <w:rPr>
-                <w:rFonts w:ascii="Roboto" w:hAnsi="Roboto"/>
-                <w:b/>
-              </w:rPr>
-            </w:pPr>
-            <w:r>
-              <w:rPr>
-                <w:rFonts w:ascii="Roboto" w:hAnsi="Roboto"/>
-                <w:b/>
-              </w:rPr>
-              <w:t xml:space="preserve">          [DN9]</w:t>
-            </w:r>
-          </w:p>
-        </w:tc>
-      </w:tr>
-      <w:tr>
-        <w:trPr>
-          <w:trHeight w:val="306"/>
-        </w:trPr>
-        <w:tc>
-          <w:tcPr>
-            <w:tcW w:w="2128" w:type="dxa"/>
-          </w:tcPr>
-          <w:p>
-            <w:pPr>
-              <w:rPr>
-                <w:rFonts w:ascii="Arial" w:eastAsia="Times New Roman" w:hAnsi="Arial" w:cs="Arial"/>
-                <w:b/>
-                <w:sz w:val="20"/>
-                <w:szCs w:val="20"/>
-              </w:rPr>
-            </w:pPr>
-            <w:r>
-              <w:rPr>
-                <w:rFonts w:ascii="Roboto" w:hAnsi="Roboto"/>
-                <w:b/>
-              </w:rPr>
-              <w:t xml:space="preserve"> [Company Name]</w:t>
-            </w:r>
-          </w:p>
-        </w:tc>
-        <w:tc>
-          <w:tcPr>
-            <w:tcW w:w="1842" w:type="dxa"/>
-            <w:shd w:val="clear" w:color="auto" w:fill="auto"/>
-          </w:tcPr>
-          <w:p>
-            <w:pPr>
-              <w:jc w:val="center"/>
-              <w:rPr>
-                <w:rFonts w:ascii="Arial" w:eastAsia="Times New Roman" w:hAnsi="Arial" w:cs="Arial"/>
-                <w:b/>
-                <w:sz w:val="20"/>
-                <w:szCs w:val="20"/>
-              </w:rPr>
-            </w:pPr>
-            <w:r>
-              <w:rPr>
-                <w:rFonts w:ascii="Roboto" w:hAnsi="Roboto"/>
-                <w:b/>
-              </w:rPr>
-              <w:t>[Folio No]</w:t>
-            </w:r>
-          </w:p>
-        </w:tc>
-        <w:tc>
-          <w:tcPr>
-            <w:tcW w:w="1134" w:type="dxa"/>
-            <w:shd w:val="clear" w:color="auto" w:fill="auto"/>
-          </w:tcPr>
-          <w:p>
-            <w:pPr>
-              <w:jc w:val="center"/>
-              <w:rPr>
-                <w:b/>
-              </w:rPr>
-            </w:pPr>
-            <w:r>
-              <w:rPr>
-                <w:rFonts w:ascii="Roboto" w:hAnsi="Roboto"/>
-                <w:b/>
-              </w:rPr>
-              <w:t>[NOS10]</w:t>
-            </w:r>
-          </w:p>
-        </w:tc>
-        <w:tc>
-          <w:tcPr>
-            <w:tcW w:w="1843" w:type="dxa"/>
-            <w:shd w:val="clear" w:color="auto" w:fill="auto"/>
-          </w:tcPr>
-          <w:p>
-            <w:pPr>
-              <w:rPr>
-                <w:rFonts w:ascii="Arial" w:eastAsia="Times New Roman" w:hAnsi="Arial" w:cs="Arial"/>
-                <w:b/>
-                <w:sz w:val="20"/>
-                <w:szCs w:val="20"/>
-              </w:rPr>
-            </w:pPr>
-            <w:r>
-              <w:rPr>
-                <w:rFonts w:ascii="Arial" w:eastAsia="Times New Roman" w:hAnsi="Arial" w:cs="Arial"/>
-                <w:b/>
-                <w:sz w:val="20"/>
-                <w:szCs w:val="20"/>
-              </w:rPr>
-              <w:t xml:space="preserve">        </w:t>
-            </w:r>
-            <w:r>
-              <w:rPr>
-                <w:rFonts w:ascii="Roboto" w:hAnsi="Roboto"/>
-                <w:b/>
-              </w:rPr>
-              <w:t>[SC10]</w:t>
-            </w:r>
-          </w:p>
-        </w:tc>
-        <w:tc>
-          <w:tcPr>
-            <w:tcW w:w="2693" w:type="dxa"/>
-            <w:gridSpan w:val="2"/>
-            <w:shd w:val="clear" w:color="auto" w:fill="auto"/>
-          </w:tcPr>
-          <w:p>
-            <w:pPr>
-              <w:ind w:right="573"/>
-              <w:rPr>
-                <w:rFonts w:ascii="Roboto" w:hAnsi="Roboto"/>
-                <w:b/>
-              </w:rPr>
-            </w:pPr>
-            <w:r>
-              <w:rPr>
-                <w:rFonts w:ascii="Roboto" w:hAnsi="Roboto"/>
-                <w:b/>
-              </w:rPr>
-              <w:t xml:space="preserve">          [DN10]</w:t>
+                <w:color w:val="FF0000"/>
+              </w:rPr>
+              <w:t xml:space="preserve">          </w:t>
+            </w:r>
+            <w:r>
+              <w:rPr>
+                <w:rFonts w:ascii="Roboto" w:hAnsi="Roboto"/>
+                <w:color w:val="FF0000"/>
+              </w:rPr>
+              <w:t>[DN</w:t>
+            </w:r>
+            <w:r>
+              <w:rPr>
+                <w:rFonts w:ascii="Roboto" w:hAnsi="Roboto"/>
+                <w:color w:val="FF0000"/>
+              </w:rPr>
+              <w:t>5</w:t>
+            </w:r>
+            <w:r>
+              <w:rPr>
+                <w:rFonts w:ascii="Roboto" w:hAnsi="Roboto"/>
+                <w:color w:val="FF0000"/>
+              </w:rPr>
+              <w:t>]</w:t>
             </w:r>
           </w:p>
         </w:tc>
@@ -2215,7 +1789,7 @@
       <w:r>
         <w:rPr>
           <w:rFonts w:ascii="Roboto" w:eastAsia="Times New Roman" w:hAnsi="Roboto" w:cs="Times New Roman"/>
-          <w:b/>
+          <w:color w:val="FF0000"/>
           <w:lang w:val="en-IN" w:eastAsia="en-GB" w:bidi="hi-IN"/>
         </w:rPr>
         <w:t>[Name as per Aadhar C1] &amp; [Name as per Aadhar C2] &amp; [Name as per Aadhar C3]</w:t>
@@ -2301,7 +1875,7 @@
       <w:r>
         <w:rPr>
           <w:rFonts w:ascii="Roboto" w:eastAsia="Times New Roman" w:hAnsi="Roboto" w:cs="Times New Roman"/>
-          <w:b/>
+          <w:color w:val="FF0000"/>
           <w:lang w:val="en-IN" w:eastAsia="en-GB" w:bidi="hi-IN"/>
         </w:rPr>
         <w:t>[Name as per Aadhar C1] &amp; [Name as per Aadhar C2] &amp; [Name as per Aadhar C3]</w:t>
@@ -2361,7 +1935,7 @@
       <w:r>
         <w:rPr>
           <w:rFonts w:ascii="Roboto" w:eastAsia="Times New Roman" w:hAnsi="Roboto" w:cs="Times New Roman"/>
-          <w:b/>
+          <w:color w:val="FF0000"/>
           <w:lang w:val="en-IN" w:eastAsia="en-GB" w:bidi="hi-IN"/>
         </w:rPr>
         <w:t>[Name as per Aadhar C1] &amp; [Name as per Aadhar C2] &amp; [Name as per Aadhar C3]</w:t>
@@ -2415,15 +1989,14 @@
       <w:r>
         <w:rPr>
           <w:rFonts w:ascii="Arial" w:eastAsia="Times New Roman" w:hAnsi="Arial" w:cs="Arial"/>
-          <w:b/>
-        </w:rPr>
-        <w:t>[RTA Name] / [Company Name]</w:t>
-      </w:r>
-      <w:r>
-        <w:rPr>
-          <w:rFonts w:ascii="Arial" w:eastAsia="Times New Roman" w:hAnsi="Arial" w:cs="Arial"/>
-        </w:rPr>
-        <w:t>, for cancellation.</w:t>
+        </w:rPr>
+        <w:t>RTA</w:t>
+      </w:r>
+      <w:r>
+        <w:rPr>
+          <w:rFonts w:ascii="Arial" w:eastAsia="Times New Roman" w:hAnsi="Arial" w:cs="Arial"/>
+        </w:rPr>
+        <w:t xml:space="preserve"> / Company, for cancellation.</w:t>
       </w:r>
     </w:p>
     <w:p>
@@ -2457,18 +2030,10 @@
       <w:r>
         <w:rPr>
           <w:rFonts w:ascii="Roboto" w:eastAsia="Times New Roman" w:hAnsi="Roboto" w:cs="Times New Roman"/>
-          <w:b/>
-          <w:lang w:val="en-IN" w:eastAsia="en-GB" w:bidi="hi-IN"/>
-        </w:rPr>
-        <w:t>[Name as per Aadhar C1] &amp; [Name as per Aadhar C2] &amp; [Name as per Aadhar C3]</w:t>
-      </w:r>
-      <w:r>
-        <w:rPr>
-          <w:rFonts w:ascii="Roboto" w:eastAsia="Times New Roman" w:hAnsi="Roboto" w:cs="Times New Roman"/>
           <w:color w:val="FF0000"/>
           <w:lang w:val="en-IN" w:eastAsia="en-GB" w:bidi="hi-IN"/>
         </w:rPr>
-        <w:t xml:space="preserve"> </w:t>
+        <w:t xml:space="preserve">[Name as per Aadhar C1] &amp; [Name as per Aadhar C2] &amp; [Name as per Aadhar C3] </w:t>
       </w:r>
       <w:r>
         <w:rPr>
@@ -2488,14 +2053,7 @@
         <w:rPr>
           <w:rFonts w:ascii="Arial" w:eastAsia="Times New Roman" w:hAnsi="Arial" w:cs="Arial"/>
         </w:rPr>
-        <w:t xml:space="preserve">) certificate(s) issued is /are found, recovered and traced by us and instead of </w:t>
-      </w:r>
-      <w:r>
-        <w:rPr>
-          <w:rFonts w:ascii="Arial" w:eastAsia="Times New Roman" w:hAnsi="Arial" w:cs="Arial"/>
-        </w:rPr>
-        <w:lastRenderedPageBreak/>
-        <w:t>surrendering the same is / are dealt with by us as aforesaid, the Company will be at liberty to adopt civil and / or criminal proceedings against us for our failure to promptly surrender the original security(</w:t>
+        <w:t>) certificate(s) issued is /are found, recovered and traced by us and instead of surrendering the same is / are dealt with by us as aforesaid, the Company will be at liberty to adopt civil and / or criminal proceedings against us for our failure to promptly surrender the original security(</w:t>
       </w:r>
       <w:proofErr w:type="spellStart"/>
       <w:r>
@@ -2877,7 +2435,7 @@
       <w:pPr>
         <w:rPr>
           <w:rFonts w:ascii="Arial" w:eastAsia="Courier New" w:hAnsi="Arial" w:cs="Arial"/>
-          <w:b/>
+          <w:color w:val="BFBFBF"/>
           <w:sz w:val="24"/>
           <w:szCs w:val="24"/>
           <w:u w:val="single" w:color="BFBFBF"/>
@@ -2918,7 +2476,6 @@
       <w:r>
         <w:rPr>
           <w:rFonts w:ascii="Arial" w:eastAsia="Times New Roman" w:hAnsi="Arial" w:cs="Arial"/>
-          <w:b/>
           <w:sz w:val="24"/>
           <w:szCs w:val="24"/>
         </w:rPr>
@@ -2927,7 +2484,7 @@
       <w:r>
         <w:rPr>
           <w:rFonts w:ascii="Arial" w:eastAsia="Courier New" w:hAnsi="Arial" w:cs="Arial"/>
-          <w:b/>
+          <w:color w:val="BFBFBF"/>
           <w:sz w:val="24"/>
           <w:szCs w:val="24"/>
           <w:u w:val="single" w:color="BFBFBF"/>
@@ -2937,7 +2494,7 @@
       <w:r>
         <w:rPr>
           <w:rFonts w:ascii="Roboto" w:eastAsia="Times New Roman" w:hAnsi="Roboto" w:cs="Times New Roman"/>
-          <w:b/>
+          <w:color w:val="FF0000"/>
           <w:lang w:val="en-IN" w:eastAsia="en-GB" w:bidi="hi-IN"/>
         </w:rPr>
         <w:t>[Name as per Aadhar C1]</w:t>
@@ -2948,7 +2505,7 @@
         <w:ind w:left="2160" w:firstLine="720"/>
         <w:rPr>
           <w:rFonts w:ascii="Arial" w:eastAsia="Courier New" w:hAnsi="Arial" w:cs="Arial"/>
-          <w:b/>
+          <w:color w:val="BFBFBF"/>
           <w:sz w:val="24"/>
           <w:szCs w:val="24"/>
           <w:u w:val="single" w:color="BFBFBF"/>
@@ -2957,16 +2514,23 @@
       <w:r>
         <w:rPr>
           <w:rFonts w:ascii="Arial" w:eastAsia="Times New Roman" w:hAnsi="Arial" w:cs="Arial"/>
-          <w:b/>
           <w:sz w:val="24"/>
           <w:szCs w:val="24"/>
         </w:rPr>
-        <w:t xml:space="preserve">         (2)</w:t>
+        <w:t xml:space="preserve">         </w:t>
+      </w:r>
+      <w:r>
+        <w:rPr>
+          <w:rFonts w:ascii="Arial" w:eastAsia="Times New Roman" w:hAnsi="Arial" w:cs="Arial"/>
+          <w:sz w:val="24"/>
+          <w:szCs w:val="24"/>
+        </w:rPr>
+        <w:t>(2)</w:t>
       </w:r>
       <w:r>
         <w:rPr>
           <w:rFonts w:ascii="Arial" w:eastAsia="Courier New" w:hAnsi="Arial" w:cs="Arial"/>
-          <w:b/>
+          <w:color w:val="BFBFBF"/>
           <w:sz w:val="24"/>
           <w:szCs w:val="24"/>
           <w:u w:val="single" w:color="BFBFBF"/>
@@ -2976,10 +2540,26 @@
       <w:r>
         <w:rPr>
           <w:rFonts w:ascii="Roboto" w:eastAsia="Times New Roman" w:hAnsi="Roboto" w:cs="Times New Roman"/>
-          <w:b/>
+          <w:color w:val="FF0000"/>
           <w:lang w:val="en-IN" w:eastAsia="en-GB" w:bidi="hi-IN"/>
         </w:rPr>
-        <w:t>[Name as per Aadhar C2]</w:t>
+        <w:t>[Name as per Aadhar C</w:t>
+      </w:r>
+      <w:r>
+        <w:rPr>
+          <w:rFonts w:ascii="Roboto" w:eastAsia="Times New Roman" w:hAnsi="Roboto" w:cs="Times New Roman"/>
+          <w:color w:val="FF0000"/>
+          <w:lang w:val="en-IN" w:eastAsia="en-GB" w:bidi="hi-IN"/>
+        </w:rPr>
+        <w:t>2</w:t>
+      </w:r>
+      <w:r>
+        <w:rPr>
+          <w:rFonts w:ascii="Roboto" w:eastAsia="Times New Roman" w:hAnsi="Roboto" w:cs="Times New Roman"/>
+          <w:color w:val="FF0000"/>
+          <w:lang w:val="en-IN" w:eastAsia="en-GB" w:bidi="hi-IN"/>
+        </w:rPr>
+        <w:t>]</w:t>
       </w:r>
     </w:p>
     <w:p>
@@ -2987,7 +2567,7 @@
         <w:ind w:left="2160" w:firstLine="720"/>
         <w:rPr>
           <w:rFonts w:ascii="Arial" w:eastAsia="Courier New" w:hAnsi="Arial" w:cs="Arial"/>
-          <w:b/>
+          <w:color w:val="BFBFBF"/>
           <w:sz w:val="24"/>
           <w:szCs w:val="24"/>
           <w:u w:val="single" w:color="BFBFBF"/>
@@ -2996,16 +2576,23 @@
       <w:r>
         <w:rPr>
           <w:rFonts w:ascii="Arial" w:eastAsia="Times New Roman" w:hAnsi="Arial" w:cs="Arial"/>
-          <w:b/>
           <w:sz w:val="24"/>
           <w:szCs w:val="24"/>
         </w:rPr>
-        <w:t xml:space="preserve">         (3)</w:t>
+        <w:t xml:space="preserve">         </w:t>
+      </w:r>
+      <w:r>
+        <w:rPr>
+          <w:rFonts w:ascii="Arial" w:eastAsia="Times New Roman" w:hAnsi="Arial" w:cs="Arial"/>
+          <w:sz w:val="24"/>
+          <w:szCs w:val="24"/>
+        </w:rPr>
+        <w:t>(3)</w:t>
       </w:r>
       <w:r>
         <w:rPr>
           <w:rFonts w:ascii="Arial" w:eastAsia="Courier New" w:hAnsi="Arial" w:cs="Arial"/>
-          <w:b/>
+          <w:color w:val="BFBFBF"/>
           <w:sz w:val="24"/>
           <w:szCs w:val="24"/>
           <w:u w:val="single" w:color="BFBFBF"/>
@@ -3015,13 +2602,27 @@
       <w:r>
         <w:rPr>
           <w:rFonts w:ascii="Roboto" w:eastAsia="Times New Roman" w:hAnsi="Roboto" w:cs="Times New Roman"/>
-          <w:b/>
+          <w:color w:val="FF0000"/>
           <w:lang w:val="en-IN" w:eastAsia="en-GB" w:bidi="hi-IN"/>
         </w:rPr>
-        <w:t>[Name as per Aadhar C3]</w:t>
-      </w:r>
-      <w:bookmarkStart w:id="0" w:name="_GoBack"/>
-      <w:bookmarkEnd w:id="0"/>
+        <w:t>[Name as per Aadhar C</w:t>
+      </w:r>
+      <w:r>
+        <w:rPr>
+          <w:rFonts w:ascii="Roboto" w:eastAsia="Times New Roman" w:hAnsi="Roboto" w:cs="Times New Roman"/>
+          <w:color w:val="FF0000"/>
+          <w:lang w:val="en-IN" w:eastAsia="en-GB" w:bidi="hi-IN"/>
+        </w:rPr>
+        <w:t>3</w:t>
+      </w:r>
+      <w:r>
+        <w:rPr>
+          <w:rFonts w:ascii="Roboto" w:eastAsia="Times New Roman" w:hAnsi="Roboto" w:cs="Times New Roman"/>
+          <w:color w:val="FF0000"/>
+          <w:lang w:val="en-IN" w:eastAsia="en-GB" w:bidi="hi-IN"/>
+        </w:rPr>
+        <w:t>]</w:t>
+      </w:r>
     </w:p>
     <w:p>
       <w:pPr>
@@ -3395,7 +2996,7 @@
 </file>
 
 <file path=word/numbering.xml><?xml version="1.0" encoding="utf-8"?>
-<w:numbering xmlns:wpc="http://schemas.microsoft.com/office/word/2010/wordprocessingCanvas" xmlns:cx="http://schemas.microsoft.com/office/drawing/2014/chartex" xmlns:mc="http://schemas.openxmlformats.org/markup-compatibility/2006" xmlns:o="urn:schemas-microsoft-com:office:office" xmlns:r="http://schemas.openxmlformats.org/officeDocument/2006/relationships" xmlns:m="http://schemas.openxmlformats.org/officeDocument/2006/math" xmlns:v="urn:schemas-microsoft-com:vml" xmlns:wp14="http://schemas.microsoft.com/office/word/2010/wordprocessingDrawing" xmlns:wp="http://schemas.openxmlformats.org/drawingml/2006/wordprocessingDrawing" xmlns:w10="urn:schemas-microsoft-com:office:word" xmlns:w="http://schemas.openxmlformats.org/wordprocessingml/2006/main" xmlns:w14="http://schemas.microsoft.com/office/word/2010/wordml" xmlns:w15="http://schemas.microsoft.com/office/word/2012/wordml" xmlns:w16se="http://schemas.microsoft.com/office/word/2015/wordml/symex" xmlns:wpg="http://schemas.microsoft.com/office/word/2010/wordprocessingGroup" xmlns:wpi="http://schemas.microsoft.com/office/word/2010/wordprocessingInk" xmlns:wne="http://schemas.microsoft.com/office/word/2006/wordml" xmlns:wps="http://schemas.microsoft.com/office/word/2010/wordprocessingShape" mc:Ignorable="w14 w15 w16se wp14">
+<w:numbering xmlns:wpc="http://schemas.microsoft.com/office/word/2010/wordprocessingCanvas" xmlns:cx="http://schemas.microsoft.com/office/drawing/2014/chartex" xmlns:cx1="http://schemas.microsoft.com/office/drawing/2015/9/8/chartex" xmlns:cx2="http://schemas.microsoft.com/office/drawing/2015/10/21/chartex" xmlns:cx3="http://schemas.microsoft.com/office/drawing/2016/5/9/chartex" xmlns:cx4="http://schemas.microsoft.com/office/drawing/2016/5/10/chartex" xmlns:cx5="http://schemas.microsoft.com/office/drawing/2016/5/11/chartex" xmlns:cx6="http://schemas.microsoft.com/office/drawing/2016/5/12/chartex" xmlns:cx7="http://schemas.microsoft.com/office/drawing/2016/5/13/chartex" xmlns:cx8="http://schemas.microsoft.com/office/drawing/2016/5/14/chartex" xmlns:mc="http://schemas.openxmlformats.org/markup-compatibility/2006" xmlns:aink="http://schemas.microsoft.com/office/drawing/2016/ink" xmlns:am3d="http://schemas.microsoft.com/office/drawing/2017/model3d" xmlns:o="urn:schemas-microsoft-com:office:office" xmlns:oel="http://schemas.microsoft.com/office/2019/extlst" xmlns:r="http://schemas.openxmlformats.org/officeDocument/2006/relationships" xmlns:m="http://schemas.openxmlformats.org/officeDocument/2006/math" xmlns:v="urn:schemas-microsoft-com:vml" xmlns:wp14="http://schemas.microsoft.com/office/word/2010/wordprocessingDrawing" xmlns:wp="http://schemas.openxmlformats.org/drawingml/2006/wordprocessingDrawing" xmlns:w10="urn:schemas-microsoft-com:office:word" xmlns:w="http://schemas.openxmlformats.org/wordprocessingml/2006/main" xmlns:w14="http://schemas.microsoft.com/office/word/2010/wordml" xmlns:w15="http://schemas.microsoft.com/office/word/2012/wordml" xmlns:w16cex="http://schemas.microsoft.com/office/word/2018/wordml/cex" xmlns:w16cid="http://schemas.microsoft.com/office/word/2016/wordml/cid" xmlns:w16="http://schemas.microsoft.com/office/word/2018/wordml" xmlns:w16sdtdh="http://schemas.microsoft.com/office/word/2020/wordml/sdtdatahash" xmlns:w16se="http://schemas.microsoft.com/office/word/2015/wordml/symex" xmlns:wpg="http://schemas.microsoft.com/office/word/2010/wordprocessingGroup" xmlns:wpi="http://schemas.microsoft.com/office/word/2010/wordprocessingInk" xmlns:wne="http://schemas.microsoft.com/office/word/2006/wordml" xmlns:wps="http://schemas.microsoft.com/office/word/2010/wordprocessingShape" mc:Ignorable="w14 w15 w16se w16cid w16 w16cex w16sdtdh wp14">
   <w:abstractNum w:abstractNumId="0" w15:restartNumberingAfterBreak="0">
     <w:nsid w:val="0B9E6BD1"/>
     <w:multiLevelType w:val="hybridMultilevel"/>
@@ -5255,59 +4856,59 @@
       </w:pPr>
     </w:lvl>
   </w:abstractNum>
-  <w:num w:numId="1">
+  <w:num w:numId="1" w16cid:durableId="657224777">
     <w:abstractNumId w:val="10"/>
   </w:num>
-  <w:num w:numId="2">
+  <w:num w:numId="2" w16cid:durableId="1447310886">
     <w:abstractNumId w:val="11"/>
   </w:num>
-  <w:num w:numId="3">
+  <w:num w:numId="3" w16cid:durableId="1029329829">
     <w:abstractNumId w:val="1"/>
   </w:num>
-  <w:num w:numId="4">
+  <w:num w:numId="4" w16cid:durableId="2124960071">
     <w:abstractNumId w:val="13"/>
   </w:num>
-  <w:num w:numId="5">
+  <w:num w:numId="5" w16cid:durableId="2001421964">
     <w:abstractNumId w:val="14"/>
   </w:num>
-  <w:num w:numId="6">
+  <w:num w:numId="6" w16cid:durableId="1667006390">
     <w:abstractNumId w:val="7"/>
   </w:num>
-  <w:num w:numId="7">
+  <w:num w:numId="7" w16cid:durableId="268855496">
     <w:abstractNumId w:val="0"/>
   </w:num>
-  <w:num w:numId="8">
+  <w:num w:numId="8" w16cid:durableId="56712480">
     <w:abstractNumId w:val="12"/>
   </w:num>
-  <w:num w:numId="9">
+  <w:num w:numId="9" w16cid:durableId="906769273">
     <w:abstractNumId w:val="6"/>
   </w:num>
-  <w:num w:numId="10">
+  <w:num w:numId="10" w16cid:durableId="998726304">
     <w:abstractNumId w:val="15"/>
   </w:num>
-  <w:num w:numId="11">
+  <w:num w:numId="11" w16cid:durableId="1348286050">
     <w:abstractNumId w:val="2"/>
   </w:num>
-  <w:num w:numId="12">
+  <w:num w:numId="12" w16cid:durableId="1435982430">
     <w:abstractNumId w:val="5"/>
   </w:num>
-  <w:num w:numId="13">
+  <w:num w:numId="13" w16cid:durableId="1699698059">
     <w:abstractNumId w:val="9"/>
   </w:num>
-  <w:num w:numId="14">
+  <w:num w:numId="14" w16cid:durableId="402222060">
     <w:abstractNumId w:val="8"/>
   </w:num>
-  <w:num w:numId="15">
+  <w:num w:numId="15" w16cid:durableId="764544610">
     <w:abstractNumId w:val="4"/>
   </w:num>
-  <w:num w:numId="16">
+  <w:num w:numId="16" w16cid:durableId="1141848919">
     <w:abstractNumId w:val="3"/>
   </w:num>
 </w:numbering>
 </file>
 
 <file path=word/styles.xml><?xml version="1.0" encoding="utf-8"?>
-<w:styles xmlns:mc="http://schemas.openxmlformats.org/markup-compatibility/2006" xmlns:r="http://schemas.openxmlformats.org/officeDocument/2006/relationships" xmlns:w="http://schemas.openxmlformats.org/wordprocessingml/2006/main" xmlns:w14="http://schemas.microsoft.com/office/word/2010/wordml" xmlns:w15="http://schemas.microsoft.com/office/word/2012/wordml" xmlns:w16se="http://schemas.microsoft.com/office/word/2015/wordml/symex" mc:Ignorable="w14 w15 w16se">
+<w:styles xmlns:mc="http://schemas.openxmlformats.org/markup-compatibility/2006" xmlns:r="http://schemas.openxmlformats.org/officeDocument/2006/relationships" xmlns:w="http://schemas.openxmlformats.org/wordprocessingml/2006/main" xmlns:w14="http://schemas.microsoft.com/office/word/2010/wordml" xmlns:w15="http://schemas.microsoft.com/office/word/2012/wordml" xmlns:w16cex="http://schemas.microsoft.com/office/word/2018/wordml/cex" xmlns:w16cid="http://schemas.microsoft.com/office/word/2016/wordml/cid" xmlns:w16="http://schemas.microsoft.com/office/word/2018/wordml" xmlns:w16sdtdh="http://schemas.microsoft.com/office/word/2020/wordml/sdtdatahash" xmlns:w16se="http://schemas.microsoft.com/office/word/2015/wordml/symex" mc:Ignorable="w14 w15 w16se w16cid w16 w16cex w16sdtdh">
   <w:docDefaults>
     <w:rPrDefault>
       <w:rPr>
@@ -5323,7 +4924,7 @@
       </w:pPr>
     </w:pPrDefault>
   </w:docDefaults>
-  <w:latentStyles w:defLockedState="0" w:defUIPriority="99" w:defSemiHidden="0" w:defUnhideWhenUsed="0" w:defQFormat="0" w:count="371">
+  <w:latentStyles w:defLockedState="0" w:defUIPriority="99" w:defSemiHidden="0" w:defUnhideWhenUsed="0" w:defQFormat="0" w:count="376">
     <w:lsdException w:name="Normal" w:uiPriority="0" w:qFormat="1"/>
     <w:lsdException w:name="heading 1" w:uiPriority="9" w:qFormat="1"/>
     <w:lsdException w:name="heading 2" w:semiHidden="1" w:uiPriority="9" w:unhideWhenUsed="1" w:qFormat="1"/>
@@ -5695,6 +5296,11 @@
     <w:lsdException w:name="List Table 5 Dark Accent 6" w:uiPriority="50"/>
     <w:lsdException w:name="List Table 6 Colorful Accent 6" w:uiPriority="51"/>
     <w:lsdException w:name="List Table 7 Colorful Accent 6" w:uiPriority="52"/>
+    <w:lsdException w:name="Mention" w:semiHidden="1" w:unhideWhenUsed="1"/>
+    <w:lsdException w:name="Smart Hyperlink" w:semiHidden="1" w:unhideWhenUsed="1"/>
+    <w:lsdException w:name="Hashtag" w:semiHidden="1" w:unhideWhenUsed="1"/>
+    <w:lsdException w:name="Unresolved Mention" w:semiHidden="1" w:unhideWhenUsed="1"/>
+    <w:lsdException w:name="Smart Link" w:semiHidden="1" w:unhideWhenUsed="1"/>
   </w:latentStyles>
   <w:style w:type="paragraph" w:default="1" w:styleId="Normal">
     <w:name w:val="Normal"/>
@@ -6326,7 +5932,7 @@
 </file>
 
 <file path=customXml/itemProps1.xml><?xml version="1.0" encoding="utf-8"?>
-<ds:datastoreItem xmlns:ds="http://schemas.openxmlformats.org/officeDocument/2006/customXml" ds:itemID="{8AFD3DAC-29B8-4AC4-A926-44D6433E1FD6}">
+<ds:datastoreItem xmlns:ds="http://schemas.openxmlformats.org/officeDocument/2006/customXml" ds:itemID="{72962AE1-48BE-4837-ADBA-AF8CE8E031C6}">
   <ds:schemaRefs>
     <ds:schemaRef ds:uri="http://schemas.openxmlformats.org/officeDocument/2006/bibliography"/>
   </ds:schemaRefs>

--- a/backend/templates/Form-A (Affidavit)- SELF_Multiple_Template.docx
+++ b/backend/templates/Form-A (Affidavit)- SELF_Multiple_Template.docx
@@ -1,6 +1,6 @@
 
 <file path=word/document.xml><?xml version="1.0" encoding="utf-8"?>
-<w:document xmlns:wpc="http://schemas.microsoft.com/office/word/2010/wordprocessingCanvas" xmlns:cx="http://schemas.microsoft.com/office/drawing/2014/chartex" xmlns:cx1="http://schemas.microsoft.com/office/drawing/2015/9/8/chartex" xmlns:cx2="http://schemas.microsoft.com/office/drawing/2015/10/21/chartex" xmlns:cx3="http://schemas.microsoft.com/office/drawing/2016/5/9/chartex" xmlns:cx4="http://schemas.microsoft.com/office/drawing/2016/5/10/chartex" xmlns:cx5="http://schemas.microsoft.com/office/drawing/2016/5/11/chartex" xmlns:cx6="http://schemas.microsoft.com/office/drawing/2016/5/12/chartex" xmlns:cx7="http://schemas.microsoft.com/office/drawing/2016/5/13/chartex" xmlns:cx8="http://schemas.microsoft.com/office/drawing/2016/5/14/chartex" xmlns:mc="http://schemas.openxmlformats.org/markup-compatibility/2006" xmlns:aink="http://schemas.microsoft.com/office/drawing/2016/ink" xmlns:am3d="http://schemas.microsoft.com/office/drawing/2017/model3d" xmlns:o="urn:schemas-microsoft-com:office:office" xmlns:oel="http://schemas.microsoft.com/office/2019/extlst" xmlns:r="http://schemas.openxmlformats.org/officeDocument/2006/relationships" xmlns:m="http://schemas.openxmlformats.org/officeDocument/2006/math" xmlns:v="urn:schemas-microsoft-com:vml" xmlns:wp14="http://schemas.microsoft.com/office/word/2010/wordprocessingDrawing" xmlns:wp="http://schemas.openxmlformats.org/drawingml/2006/wordprocessingDrawing" xmlns:w10="urn:schemas-microsoft-com:office:word" xmlns:w="http://schemas.openxmlformats.org/wordprocessingml/2006/main" xmlns:w14="http://schemas.microsoft.com/office/word/2010/wordml" xmlns:w15="http://schemas.microsoft.com/office/word/2012/wordml" xmlns:w16cex="http://schemas.microsoft.com/office/word/2018/wordml/cex" xmlns:w16cid="http://schemas.microsoft.com/office/word/2016/wordml/cid" xmlns:w16="http://schemas.microsoft.com/office/word/2018/wordml" xmlns:w16sdtdh="http://schemas.microsoft.com/office/word/2020/wordml/sdtdatahash" xmlns:w16se="http://schemas.microsoft.com/office/word/2015/wordml/symex" xmlns:wpg="http://schemas.microsoft.com/office/word/2010/wordprocessingGroup" xmlns:wpi="http://schemas.microsoft.com/office/word/2010/wordprocessingInk" xmlns:wne="http://schemas.microsoft.com/office/word/2006/wordml" xmlns:wps="http://schemas.microsoft.com/office/word/2010/wordprocessingShape" mc:Ignorable="w14 w15 w16se w16cid w16 w16cex w16sdtdh wp14">
+<w:document xmlns:wpc="http://schemas.microsoft.com/office/word/2010/wordprocessingCanvas" xmlns:cx="http://schemas.microsoft.com/office/drawing/2014/chartex" xmlns:mc="http://schemas.openxmlformats.org/markup-compatibility/2006" xmlns:o="urn:schemas-microsoft-com:office:office" xmlns:r="http://schemas.openxmlformats.org/officeDocument/2006/relationships" xmlns:m="http://schemas.openxmlformats.org/officeDocument/2006/math" xmlns:v="urn:schemas-microsoft-com:vml" xmlns:wp14="http://schemas.microsoft.com/office/word/2010/wordprocessingDrawing" xmlns:wp="http://schemas.openxmlformats.org/drawingml/2006/wordprocessingDrawing" xmlns:w10="urn:schemas-microsoft-com:office:word" xmlns:w="http://schemas.openxmlformats.org/wordprocessingml/2006/main" xmlns:w14="http://schemas.microsoft.com/office/word/2010/wordml" xmlns:w15="http://schemas.microsoft.com/office/word/2012/wordml" xmlns:w16se="http://schemas.microsoft.com/office/word/2015/wordml/symex" xmlns:wpg="http://schemas.microsoft.com/office/word/2010/wordprocessingGroup" xmlns:wpi="http://schemas.microsoft.com/office/word/2010/wordprocessingInk" xmlns:wne="http://schemas.microsoft.com/office/word/2006/wordml" xmlns:wps="http://schemas.microsoft.com/office/word/2010/wordprocessingShape" mc:Ignorable="w14 w15 w16se wp14">
   <w:body>
     <w:p>
       <w:pPr>
@@ -218,16 +218,10 @@
       <w:r>
         <w:rPr>
           <w:rFonts w:ascii="Roboto" w:eastAsia="Times New Roman" w:hAnsi="Roboto" w:cs="Times New Roman"/>
-          <w:color w:val="FF0000"/>
+          <w:b/>
           <w:lang w:val="en-IN" w:eastAsia="en-GB" w:bidi="hi-IN"/>
         </w:rPr>
-        <w:t xml:space="preserve">[Name as per Aadhar C1] &amp; [Name as per Aadhar C2] &amp; [Name as per Aadhar C3] </w:t>
-      </w:r>
-      <w:r>
-        <w:rPr>
-          <w:rFonts w:ascii="Arial" w:eastAsia="Times New Roman" w:hAnsi="Arial" w:cs="Arial"/>
-        </w:rPr>
-        <w:t xml:space="preserve">Son / daughter/spouse of </w:t>
+        <w:t>[Name as per Aadhar C1] &amp; [Name as per Aadhar C2] &amp; [Name as per Aadhar C3]</w:t>
       </w:r>
       <w:r>
         <w:rPr>
@@ -235,7 +229,29 @@
           <w:color w:val="FF0000"/>
           <w:lang w:val="en-IN" w:eastAsia="en-GB" w:bidi="hi-IN"/>
         </w:rPr>
-        <w:t xml:space="preserve">[Father Name C1] &amp; [Father Name C2] &amp; [Father Name C3] </w:t>
+        <w:t xml:space="preserve"> </w:t>
+      </w:r>
+      <w:r>
+        <w:rPr>
+          <w:rFonts w:ascii="Arial" w:eastAsia="Times New Roman" w:hAnsi="Arial" w:cs="Arial"/>
+        </w:rPr>
+        <w:t xml:space="preserve">Son / daughter/spouse of </w:t>
+      </w:r>
+      <w:r>
+        <w:rPr>
+          <w:rFonts w:ascii="Roboto" w:eastAsia="Times New Roman" w:hAnsi="Roboto" w:cs="Times New Roman"/>
+          <w:b/>
+          <w:lang w:val="en-IN" w:eastAsia="en-GB" w:bidi="hi-IN"/>
+        </w:rPr>
+        <w:t>[Father Name C1] &amp; [Father Name C2] &amp; [Father Name C3]</w:t>
+      </w:r>
+      <w:r>
+        <w:rPr>
+          <w:rFonts w:ascii="Roboto" w:eastAsia="Times New Roman" w:hAnsi="Roboto" w:cs="Times New Roman"/>
+          <w:color w:val="FF0000"/>
+          <w:lang w:val="en-IN" w:eastAsia="en-GB" w:bidi="hi-IN"/>
+        </w:rPr>
+        <w:t xml:space="preserve"> </w:t>
       </w:r>
       <w:r>
         <w:rPr>
@@ -254,16 +270,10 @@
       <w:r>
         <w:rPr>
           <w:rFonts w:ascii="Roboto" w:eastAsia="Times New Roman" w:hAnsi="Roboto" w:cs="Times New Roman"/>
-          <w:color w:val="FF0000"/>
+          <w:b/>
           <w:lang w:val="en-IN" w:eastAsia="en-GB" w:bidi="hi-IN"/>
         </w:rPr>
-        <w:t xml:space="preserve">[Address C1] </w:t>
-      </w:r>
-      <w:r>
-        <w:rPr>
-          <w:rFonts w:ascii="Arial" w:eastAsia="Times New Roman" w:hAnsi="Arial" w:cs="Arial"/>
-        </w:rPr>
-        <w:t xml:space="preserve">having Permanent Account No (s) </w:t>
+        <w:t>[Address C1]</w:t>
       </w:r>
       <w:r>
         <w:rPr>
@@ -271,39 +281,21 @@
           <w:color w:val="FF0000"/>
           <w:lang w:val="en-IN" w:eastAsia="en-GB" w:bidi="hi-IN"/>
         </w:rPr>
-        <w:t>[PAN C1]; [PAN C</w:t>
+        <w:t xml:space="preserve"> </w:t>
+      </w:r>
+      <w:r>
+        <w:rPr>
+          <w:rFonts w:ascii="Arial" w:eastAsia="Times New Roman" w:hAnsi="Arial" w:cs="Arial"/>
+        </w:rPr>
+        <w:t xml:space="preserve">having Permanent Account No (s) </w:t>
       </w:r>
       <w:r>
         <w:rPr>
           <w:rFonts w:ascii="Roboto" w:eastAsia="Times New Roman" w:hAnsi="Roboto" w:cs="Times New Roman"/>
-          <w:color w:val="FF0000"/>
+          <w:b/>
           <w:lang w:val="en-IN" w:eastAsia="en-GB" w:bidi="hi-IN"/>
         </w:rPr>
-        <w:t>2</w:t>
-      </w:r>
-      <w:r>
-        <w:rPr>
-          <w:rFonts w:ascii="Roboto" w:eastAsia="Times New Roman" w:hAnsi="Roboto" w:cs="Times New Roman"/>
-          <w:color w:val="FF0000"/>
-          <w:lang w:val="en-IN" w:eastAsia="en-GB" w:bidi="hi-IN"/>
-        </w:rPr>
-        <w:t>]; [PAN C</w:t>
-      </w:r>
-      <w:r>
-        <w:rPr>
-          <w:rFonts w:ascii="Roboto" w:eastAsia="Times New Roman" w:hAnsi="Roboto" w:cs="Times New Roman"/>
-          <w:color w:val="FF0000"/>
-          <w:lang w:val="en-IN" w:eastAsia="en-GB" w:bidi="hi-IN"/>
-        </w:rPr>
-        <w:t>3</w:t>
-      </w:r>
-      <w:r>
-        <w:rPr>
-          <w:rFonts w:ascii="Roboto" w:eastAsia="Times New Roman" w:hAnsi="Roboto" w:cs="Times New Roman"/>
-          <w:color w:val="FF0000"/>
-          <w:lang w:val="en-IN" w:eastAsia="en-GB" w:bidi="hi-IN"/>
-        </w:rPr>
-        <w:t>]</w:t>
+        <w:t>[PAN C1]; [PAN C1]; [PAN C1]</w:t>
       </w:r>
       <w:r>
         <w:rPr>
@@ -342,7 +334,7 @@
       <w:r>
         <w:rPr>
           <w:rFonts w:ascii="Roboto" w:eastAsia="Times New Roman" w:hAnsi="Roboto" w:cs="Times New Roman"/>
-          <w:color w:val="FF0000"/>
+          <w:b/>
           <w:lang w:val="en-IN" w:eastAsia="en-GB" w:bidi="hi-IN"/>
         </w:rPr>
         <w:t>[Name as per Aadhar C1] &amp; [Name as per Aadhar C2] &amp; [Name as per Aadhar C3]</w:t>
@@ -383,12 +375,12 @@
         <w:rPr>
           <w:rFonts w:ascii="Arial" w:eastAsia="Times New Roman" w:hAnsi="Arial" w:cs="Arial"/>
         </w:rPr>
-        <w:t xml:space="preserve"> hold the following </w:t>
-      </w:r>
-      <w:r>
-        <w:rPr>
-          <w:rFonts w:ascii="Arial" w:eastAsia="Times New Roman" w:hAnsi="Arial" w:cs="Arial"/>
-          <w:color w:val="FF0000"/>
+        <w:t xml:space="preserve">hold the following </w:t>
+      </w:r>
+      <w:r>
+        <w:rPr>
+          <w:rFonts w:ascii="Arial" w:eastAsia="Times New Roman" w:hAnsi="Arial" w:cs="Arial"/>
+          <w:b/>
         </w:rPr>
         <w:t>[Total Shares]</w:t>
       </w:r>
@@ -414,7 +406,7 @@
         <w:rPr>
           <w:rFonts w:ascii="Arial" w:eastAsia="Times New Roman" w:hAnsi="Arial" w:cs="Arial"/>
         </w:rPr>
-        <w:t xml:space="preserve">pertain to  understated company </w:t>
+        <w:t>pertain to understated company</w:t>
       </w:r>
       <w:r>
         <w:rPr>
@@ -943,13 +935,13 @@
             <w:pPr>
               <w:rPr>
                 <w:rFonts w:ascii="Roboto" w:hAnsi="Roboto"/>
-                <w:color w:val="FF0000"/>
-              </w:rPr>
-            </w:pPr>
-            <w:r>
-              <w:rPr>
-                <w:rFonts w:ascii="Roboto" w:hAnsi="Roboto"/>
-                <w:color w:val="FF0000"/>
+                <w:b/>
+              </w:rPr>
+            </w:pPr>
+            <w:r>
+              <w:rPr>
+                <w:rFonts w:ascii="Roboto" w:hAnsi="Roboto"/>
+                <w:b/>
               </w:rPr>
               <w:t xml:space="preserve"> [Company Name]</w:t>
             </w:r>
@@ -965,13 +957,13 @@
               <w:jc w:val="center"/>
               <w:rPr>
                 <w:rFonts w:ascii="Roboto" w:hAnsi="Roboto"/>
-                <w:color w:val="000000"/>
-              </w:rPr>
-            </w:pPr>
-            <w:r>
-              <w:rPr>
-                <w:rFonts w:ascii="Roboto" w:hAnsi="Roboto"/>
-                <w:color w:val="FF0000"/>
+                <w:b/>
+              </w:rPr>
+            </w:pPr>
+            <w:r>
+              <w:rPr>
+                <w:rFonts w:ascii="Roboto" w:hAnsi="Roboto"/>
+                <w:b/>
               </w:rPr>
               <w:t>[Folio No]</w:t>
             </w:r>
@@ -987,13 +979,13 @@
               <w:jc w:val="center"/>
               <w:rPr>
                 <w:rFonts w:ascii="Roboto" w:hAnsi="Roboto"/>
-                <w:color w:val="000000"/>
-              </w:rPr>
-            </w:pPr>
-            <w:r>
-              <w:rPr>
-                <w:rFonts w:ascii="Roboto" w:hAnsi="Roboto"/>
-                <w:color w:val="FF0000"/>
+                <w:b/>
+              </w:rPr>
+            </w:pPr>
+            <w:r>
+              <w:rPr>
+                <w:rFonts w:ascii="Roboto" w:hAnsi="Roboto"/>
+                <w:b/>
               </w:rPr>
               <w:t>[NOS1]</w:t>
             </w:r>
@@ -1008,13 +1000,13 @@
             <w:pPr>
               <w:rPr>
                 <w:rFonts w:ascii="Roboto" w:hAnsi="Roboto"/>
-                <w:color w:val="000000"/>
-              </w:rPr>
-            </w:pPr>
-            <w:r>
-              <w:rPr>
-                <w:rFonts w:ascii="Roboto" w:hAnsi="Roboto"/>
-                <w:color w:val="FF0000"/>
+                <w:b/>
+              </w:rPr>
+            </w:pPr>
+            <w:r>
+              <w:rPr>
+                <w:rFonts w:ascii="Roboto" w:hAnsi="Roboto"/>
+                <w:b/>
               </w:rPr>
               <w:t xml:space="preserve">        [SC1]</w:t>
             </w:r>
@@ -1039,30 +1031,9 @@
             <w:r>
               <w:rPr>
                 <w:rFonts w:ascii="Roboto" w:hAnsi="Roboto"/>
-                <w:color w:val="FF0000"/>
-              </w:rPr>
-              <w:t xml:space="preserve">          </w:t>
-            </w:r>
-            <w:r>
-              <w:rPr>
-                <w:rFonts w:ascii="Roboto" w:hAnsi="Roboto"/>
-                <w:color w:val="FF0000"/>
-              </w:rPr>
-              <w:t>[DN</w:t>
-            </w:r>
-            <w:r>
-              <w:rPr>
-                <w:rFonts w:ascii="Roboto" w:hAnsi="Roboto"/>
-                <w:color w:val="FF0000"/>
-              </w:rPr>
-              <w:t>1</w:t>
-            </w:r>
-            <w:r>
-              <w:rPr>
-                <w:rFonts w:ascii="Roboto" w:hAnsi="Roboto"/>
-                <w:color w:val="FF0000"/>
-              </w:rPr>
-              <w:t>]</w:t>
+                <w:b/>
+              </w:rPr>
+              <w:t xml:space="preserve">          [DN1]</w:t>
             </w:r>
           </w:p>
         </w:tc>
@@ -1079,14 +1050,15 @@
             <w:pPr>
               <w:rPr>
                 <w:rFonts w:ascii="Arial" w:eastAsia="Times New Roman" w:hAnsi="Arial" w:cs="Arial"/>
-                <w:sz w:val="20"/>
-                <w:szCs w:val="20"/>
-              </w:rPr>
-            </w:pPr>
-            <w:r>
-              <w:rPr>
-                <w:rFonts w:ascii="Roboto" w:hAnsi="Roboto"/>
-                <w:color w:val="FF0000"/>
+                <w:b/>
+                <w:sz w:val="20"/>
+                <w:szCs w:val="20"/>
+              </w:rPr>
+            </w:pPr>
+            <w:r>
+              <w:rPr>
+                <w:rFonts w:ascii="Roboto" w:hAnsi="Roboto"/>
+                <w:b/>
               </w:rPr>
               <w:t xml:space="preserve"> [Company Name]</w:t>
             </w:r>
@@ -1102,14 +1074,15 @@
               <w:jc w:val="center"/>
               <w:rPr>
                 <w:rFonts w:ascii="Arial" w:eastAsia="Times New Roman" w:hAnsi="Arial" w:cs="Arial"/>
-                <w:sz w:val="20"/>
-                <w:szCs w:val="20"/>
-              </w:rPr>
-            </w:pPr>
-            <w:r>
-              <w:rPr>
-                <w:rFonts w:ascii="Roboto" w:hAnsi="Roboto"/>
-                <w:color w:val="FF0000"/>
+                <w:b/>
+                <w:sz w:val="20"/>
+                <w:szCs w:val="20"/>
+              </w:rPr>
+            </w:pPr>
+            <w:r>
+              <w:rPr>
+                <w:rFonts w:ascii="Roboto" w:hAnsi="Roboto"/>
+                <w:b/>
               </w:rPr>
               <w:t>[Folio No]</w:t>
             </w:r>
@@ -1123,27 +1096,16 @@
           <w:p>
             <w:pPr>
               <w:jc w:val="center"/>
-            </w:pPr>
-            <w:r>
-              <w:rPr>
-                <w:rFonts w:ascii="Roboto" w:hAnsi="Roboto"/>
-                <w:color w:val="FF0000"/>
-              </w:rPr>
-              <w:t>[NOS</w:t>
-            </w:r>
-            <w:r>
-              <w:rPr>
-                <w:rFonts w:ascii="Roboto" w:hAnsi="Roboto"/>
-                <w:color w:val="FF0000"/>
-              </w:rPr>
-              <w:t>2</w:t>
-            </w:r>
-            <w:r>
-              <w:rPr>
-                <w:rFonts w:ascii="Roboto" w:hAnsi="Roboto"/>
-                <w:color w:val="FF0000"/>
-              </w:rPr>
-              <w:t>]</w:t>
+              <w:rPr>
+                <w:b/>
+              </w:rPr>
+            </w:pPr>
+            <w:r>
+              <w:rPr>
+                <w:rFonts w:ascii="Roboto" w:hAnsi="Roboto"/>
+                <w:b/>
+              </w:rPr>
+              <w:t>[NOS2]</w:t>
             </w:r>
           </w:p>
         </w:tc>
@@ -1156,37 +1118,17 @@
             <w:pPr>
               <w:rPr>
                 <w:rFonts w:ascii="Arial" w:eastAsia="Times New Roman" w:hAnsi="Arial" w:cs="Arial"/>
-                <w:sz w:val="20"/>
-                <w:szCs w:val="20"/>
-              </w:rPr>
-            </w:pPr>
-            <w:r>
-              <w:rPr>
-                <w:rFonts w:ascii="Roboto" w:hAnsi="Roboto"/>
-                <w:color w:val="FF0000"/>
-              </w:rPr>
-              <w:t xml:space="preserve">        </w:t>
-            </w:r>
-            <w:r>
-              <w:rPr>
-                <w:rFonts w:ascii="Roboto" w:hAnsi="Roboto"/>
-                <w:color w:val="FF0000"/>
-              </w:rPr>
-              <w:t>[SC</w:t>
-            </w:r>
-            <w:r>
-              <w:rPr>
-                <w:rFonts w:ascii="Roboto" w:hAnsi="Roboto"/>
-                <w:color w:val="FF0000"/>
-              </w:rPr>
-              <w:t>2</w:t>
-            </w:r>
-            <w:r>
-              <w:rPr>
-                <w:rFonts w:ascii="Roboto" w:hAnsi="Roboto"/>
-                <w:color w:val="FF0000"/>
-              </w:rPr>
-              <w:t>]</w:t>
+                <w:b/>
+                <w:sz w:val="20"/>
+                <w:szCs w:val="20"/>
+              </w:rPr>
+            </w:pPr>
+            <w:r>
+              <w:rPr>
+                <w:rFonts w:ascii="Roboto" w:hAnsi="Roboto"/>
+                <w:b/>
+              </w:rPr>
+              <w:t xml:space="preserve">        [SC2]</w:t>
             </w:r>
           </w:p>
         </w:tc>
@@ -1201,36 +1143,15 @@
               <w:ind w:right="573"/>
               <w:rPr>
                 <w:rFonts w:ascii="Roboto" w:hAnsi="Roboto"/>
-                <w:color w:val="FF0000"/>
-              </w:rPr>
-            </w:pPr>
-            <w:r>
-              <w:rPr>
-                <w:rFonts w:ascii="Roboto" w:hAnsi="Roboto"/>
-                <w:color w:val="FF0000"/>
-              </w:rPr>
-              <w:t xml:space="preserve">          </w:t>
-            </w:r>
-            <w:r>
-              <w:rPr>
-                <w:rFonts w:ascii="Roboto" w:hAnsi="Roboto"/>
-                <w:color w:val="FF0000"/>
-              </w:rPr>
-              <w:t>[DN</w:t>
-            </w:r>
-            <w:r>
-              <w:rPr>
-                <w:rFonts w:ascii="Roboto" w:hAnsi="Roboto"/>
-                <w:color w:val="FF0000"/>
-              </w:rPr>
-              <w:t>2</w:t>
-            </w:r>
-            <w:r>
-              <w:rPr>
-                <w:rFonts w:ascii="Roboto" w:hAnsi="Roboto"/>
-                <w:color w:val="FF0000"/>
-              </w:rPr>
-              <w:t>]</w:t>
+                <w:b/>
+              </w:rPr>
+            </w:pPr>
+            <w:r>
+              <w:rPr>
+                <w:rFonts w:ascii="Roboto" w:hAnsi="Roboto"/>
+                <w:b/>
+              </w:rPr>
+              <w:t xml:space="preserve">          [DN2]</w:t>
             </w:r>
           </w:p>
         </w:tc>
@@ -1247,14 +1168,15 @@
             <w:pPr>
               <w:rPr>
                 <w:rFonts w:ascii="Arial" w:eastAsia="Times New Roman" w:hAnsi="Arial" w:cs="Arial"/>
-                <w:sz w:val="20"/>
-                <w:szCs w:val="20"/>
-              </w:rPr>
-            </w:pPr>
-            <w:r>
-              <w:rPr>
-                <w:rFonts w:ascii="Roboto" w:hAnsi="Roboto"/>
-                <w:color w:val="FF0000"/>
+                <w:b/>
+                <w:sz w:val="20"/>
+                <w:szCs w:val="20"/>
+              </w:rPr>
+            </w:pPr>
+            <w:r>
+              <w:rPr>
+                <w:rFonts w:ascii="Roboto" w:hAnsi="Roboto"/>
+                <w:b/>
               </w:rPr>
               <w:t xml:space="preserve"> [Company Name]</w:t>
             </w:r>
@@ -1270,14 +1192,15 @@
               <w:jc w:val="center"/>
               <w:rPr>
                 <w:rFonts w:ascii="Arial" w:eastAsia="Times New Roman" w:hAnsi="Arial" w:cs="Arial"/>
-                <w:sz w:val="20"/>
-                <w:szCs w:val="20"/>
-              </w:rPr>
-            </w:pPr>
-            <w:r>
-              <w:rPr>
-                <w:rFonts w:ascii="Roboto" w:hAnsi="Roboto"/>
-                <w:color w:val="FF0000"/>
+                <w:b/>
+                <w:sz w:val="20"/>
+                <w:szCs w:val="20"/>
+              </w:rPr>
+            </w:pPr>
+            <w:r>
+              <w:rPr>
+                <w:rFonts w:ascii="Roboto" w:hAnsi="Roboto"/>
+                <w:b/>
               </w:rPr>
               <w:t>[Folio No]</w:t>
             </w:r>
@@ -1291,27 +1214,16 @@
           <w:p>
             <w:pPr>
               <w:jc w:val="center"/>
-            </w:pPr>
-            <w:r>
-              <w:rPr>
-                <w:rFonts w:ascii="Roboto" w:hAnsi="Roboto"/>
-                <w:color w:val="FF0000"/>
-              </w:rPr>
-              <w:t>[NOS</w:t>
-            </w:r>
-            <w:r>
-              <w:rPr>
-                <w:rFonts w:ascii="Roboto" w:hAnsi="Roboto"/>
-                <w:color w:val="FF0000"/>
-              </w:rPr>
-              <w:t>3</w:t>
-            </w:r>
-            <w:r>
-              <w:rPr>
-                <w:rFonts w:ascii="Roboto" w:hAnsi="Roboto"/>
-                <w:color w:val="FF0000"/>
-              </w:rPr>
-              <w:t>]</w:t>
+              <w:rPr>
+                <w:b/>
+              </w:rPr>
+            </w:pPr>
+            <w:r>
+              <w:rPr>
+                <w:rFonts w:ascii="Roboto" w:hAnsi="Roboto"/>
+                <w:b/>
+              </w:rPr>
+              <w:t>[NOS3]</w:t>
             </w:r>
           </w:p>
         </w:tc>
@@ -1324,13 +1236,15 @@
             <w:pPr>
               <w:rPr>
                 <w:rFonts w:ascii="Arial" w:eastAsia="Times New Roman" w:hAnsi="Arial" w:cs="Arial"/>
-                <w:sz w:val="20"/>
-                <w:szCs w:val="20"/>
-              </w:rPr>
-            </w:pPr>
-            <w:r>
-              <w:rPr>
-                <w:rFonts w:ascii="Arial" w:eastAsia="Times New Roman" w:hAnsi="Arial" w:cs="Arial"/>
+                <w:b/>
+                <w:sz w:val="20"/>
+                <w:szCs w:val="20"/>
+              </w:rPr>
+            </w:pPr>
+            <w:r>
+              <w:rPr>
+                <w:rFonts w:ascii="Arial" w:eastAsia="Times New Roman" w:hAnsi="Arial" w:cs="Arial"/>
+                <w:b/>
                 <w:sz w:val="20"/>
                 <w:szCs w:val="20"/>
               </w:rPr>
@@ -1339,23 +1253,9 @@
             <w:r>
               <w:rPr>
                 <w:rFonts w:ascii="Roboto" w:hAnsi="Roboto"/>
-                <w:color w:val="FF0000"/>
-              </w:rPr>
-              <w:t>[SC</w:t>
-            </w:r>
-            <w:r>
-              <w:rPr>
-                <w:rFonts w:ascii="Roboto" w:hAnsi="Roboto"/>
-                <w:color w:val="FF0000"/>
-              </w:rPr>
-              <w:t>3</w:t>
-            </w:r>
-            <w:r>
-              <w:rPr>
-                <w:rFonts w:ascii="Roboto" w:hAnsi="Roboto"/>
-                <w:color w:val="FF0000"/>
-              </w:rPr>
-              <w:t>]</w:t>
+                <w:b/>
+              </w:rPr>
+              <w:t>[SC3]</w:t>
             </w:r>
           </w:p>
         </w:tc>
@@ -1370,36 +1270,15 @@
               <w:ind w:right="573"/>
               <w:rPr>
                 <w:rFonts w:ascii="Roboto" w:hAnsi="Roboto"/>
-                <w:color w:val="FF0000"/>
-              </w:rPr>
-            </w:pPr>
-            <w:r>
-              <w:rPr>
-                <w:rFonts w:ascii="Roboto" w:hAnsi="Roboto"/>
-                <w:color w:val="FF0000"/>
-              </w:rPr>
-              <w:t xml:space="preserve">          </w:t>
-            </w:r>
-            <w:r>
-              <w:rPr>
-                <w:rFonts w:ascii="Roboto" w:hAnsi="Roboto"/>
-                <w:color w:val="FF0000"/>
-              </w:rPr>
-              <w:t>[DN</w:t>
-            </w:r>
-            <w:r>
-              <w:rPr>
-                <w:rFonts w:ascii="Roboto" w:hAnsi="Roboto"/>
-                <w:color w:val="FF0000"/>
-              </w:rPr>
-              <w:t>3</w:t>
-            </w:r>
-            <w:r>
-              <w:rPr>
-                <w:rFonts w:ascii="Roboto" w:hAnsi="Roboto"/>
-                <w:color w:val="FF0000"/>
-              </w:rPr>
-              <w:t>]</w:t>
+                <w:b/>
+              </w:rPr>
+            </w:pPr>
+            <w:r>
+              <w:rPr>
+                <w:rFonts w:ascii="Roboto" w:hAnsi="Roboto"/>
+                <w:b/>
+              </w:rPr>
+              <w:t xml:space="preserve">          [DN3]</w:t>
             </w:r>
           </w:p>
         </w:tc>
@@ -1416,14 +1295,15 @@
             <w:pPr>
               <w:rPr>
                 <w:rFonts w:ascii="Arial" w:eastAsia="Times New Roman" w:hAnsi="Arial" w:cs="Arial"/>
-                <w:sz w:val="20"/>
-                <w:szCs w:val="20"/>
-              </w:rPr>
-            </w:pPr>
-            <w:r>
-              <w:rPr>
-                <w:rFonts w:ascii="Roboto" w:hAnsi="Roboto"/>
-                <w:color w:val="FF0000"/>
+                <w:b/>
+                <w:sz w:val="20"/>
+                <w:szCs w:val="20"/>
+              </w:rPr>
+            </w:pPr>
+            <w:r>
+              <w:rPr>
+                <w:rFonts w:ascii="Roboto" w:hAnsi="Roboto"/>
+                <w:b/>
               </w:rPr>
               <w:t xml:space="preserve"> [Company Name]</w:t>
             </w:r>
@@ -1439,14 +1319,15 @@
               <w:jc w:val="center"/>
               <w:rPr>
                 <w:rFonts w:ascii="Arial" w:eastAsia="Times New Roman" w:hAnsi="Arial" w:cs="Arial"/>
-                <w:sz w:val="20"/>
-                <w:szCs w:val="20"/>
-              </w:rPr>
-            </w:pPr>
-            <w:r>
-              <w:rPr>
-                <w:rFonts w:ascii="Roboto" w:hAnsi="Roboto"/>
-                <w:color w:val="FF0000"/>
+                <w:b/>
+                <w:sz w:val="20"/>
+                <w:szCs w:val="20"/>
+              </w:rPr>
+            </w:pPr>
+            <w:r>
+              <w:rPr>
+                <w:rFonts w:ascii="Roboto" w:hAnsi="Roboto"/>
+                <w:b/>
               </w:rPr>
               <w:t>[Folio No]</w:t>
             </w:r>
@@ -1460,27 +1341,16 @@
           <w:p>
             <w:pPr>
               <w:jc w:val="center"/>
-            </w:pPr>
-            <w:r>
-              <w:rPr>
-                <w:rFonts w:ascii="Roboto" w:hAnsi="Roboto"/>
-                <w:color w:val="FF0000"/>
-              </w:rPr>
-              <w:t>[NOS</w:t>
-            </w:r>
-            <w:r>
-              <w:rPr>
-                <w:rFonts w:ascii="Roboto" w:hAnsi="Roboto"/>
-                <w:color w:val="FF0000"/>
-              </w:rPr>
-              <w:t>4</w:t>
-            </w:r>
-            <w:r>
-              <w:rPr>
-                <w:rFonts w:ascii="Roboto" w:hAnsi="Roboto"/>
-                <w:color w:val="FF0000"/>
-              </w:rPr>
-              <w:t>]</w:t>
+              <w:rPr>
+                <w:b/>
+              </w:rPr>
+            </w:pPr>
+            <w:r>
+              <w:rPr>
+                <w:rFonts w:ascii="Roboto" w:hAnsi="Roboto"/>
+                <w:b/>
+              </w:rPr>
+              <w:t>[NOS4]</w:t>
             </w:r>
           </w:p>
         </w:tc>
@@ -1493,13 +1363,15 @@
             <w:pPr>
               <w:rPr>
                 <w:rFonts w:ascii="Arial" w:eastAsia="Times New Roman" w:hAnsi="Arial" w:cs="Arial"/>
-                <w:sz w:val="20"/>
-                <w:szCs w:val="20"/>
-              </w:rPr>
-            </w:pPr>
-            <w:r>
-              <w:rPr>
-                <w:rFonts w:ascii="Arial" w:eastAsia="Times New Roman" w:hAnsi="Arial" w:cs="Arial"/>
+                <w:b/>
+                <w:sz w:val="20"/>
+                <w:szCs w:val="20"/>
+              </w:rPr>
+            </w:pPr>
+            <w:r>
+              <w:rPr>
+                <w:rFonts w:ascii="Arial" w:eastAsia="Times New Roman" w:hAnsi="Arial" w:cs="Arial"/>
+                <w:b/>
                 <w:sz w:val="20"/>
                 <w:szCs w:val="20"/>
               </w:rPr>
@@ -1508,23 +1380,9 @@
             <w:r>
               <w:rPr>
                 <w:rFonts w:ascii="Roboto" w:hAnsi="Roboto"/>
-                <w:color w:val="FF0000"/>
-              </w:rPr>
-              <w:t>[SC</w:t>
-            </w:r>
-            <w:r>
-              <w:rPr>
-                <w:rFonts w:ascii="Roboto" w:hAnsi="Roboto"/>
-                <w:color w:val="FF0000"/>
-              </w:rPr>
-              <w:t>4</w:t>
-            </w:r>
-            <w:r>
-              <w:rPr>
-                <w:rFonts w:ascii="Roboto" w:hAnsi="Roboto"/>
-                <w:color w:val="FF0000"/>
-              </w:rPr>
-              <w:t>]</w:t>
+                <w:b/>
+              </w:rPr>
+              <w:t>[SC4]</w:t>
             </w:r>
           </w:p>
         </w:tc>
@@ -1539,36 +1397,15 @@
               <w:ind w:right="573"/>
               <w:rPr>
                 <w:rFonts w:ascii="Roboto" w:hAnsi="Roboto"/>
-                <w:color w:val="FF0000"/>
-              </w:rPr>
-            </w:pPr>
-            <w:r>
-              <w:rPr>
-                <w:rFonts w:ascii="Roboto" w:hAnsi="Roboto"/>
-                <w:color w:val="FF0000"/>
-              </w:rPr>
-              <w:t xml:space="preserve">          </w:t>
-            </w:r>
-            <w:r>
-              <w:rPr>
-                <w:rFonts w:ascii="Roboto" w:hAnsi="Roboto"/>
-                <w:color w:val="FF0000"/>
-              </w:rPr>
-              <w:t>[DN</w:t>
-            </w:r>
-            <w:r>
-              <w:rPr>
-                <w:rFonts w:ascii="Roboto" w:hAnsi="Roboto"/>
-                <w:color w:val="FF0000"/>
-              </w:rPr>
-              <w:t>4</w:t>
-            </w:r>
-            <w:r>
-              <w:rPr>
-                <w:rFonts w:ascii="Roboto" w:hAnsi="Roboto"/>
-                <w:color w:val="FF0000"/>
-              </w:rPr>
-              <w:t>]</w:t>
+                <w:b/>
+              </w:rPr>
+            </w:pPr>
+            <w:r>
+              <w:rPr>
+                <w:rFonts w:ascii="Roboto" w:hAnsi="Roboto"/>
+                <w:b/>
+              </w:rPr>
+              <w:t xml:space="preserve">          [DN4]</w:t>
             </w:r>
           </w:p>
         </w:tc>
@@ -1585,14 +1422,15 @@
             <w:pPr>
               <w:rPr>
                 <w:rFonts w:ascii="Arial" w:eastAsia="Times New Roman" w:hAnsi="Arial" w:cs="Arial"/>
-                <w:sz w:val="20"/>
-                <w:szCs w:val="20"/>
-              </w:rPr>
-            </w:pPr>
-            <w:r>
-              <w:rPr>
-                <w:rFonts w:ascii="Roboto" w:hAnsi="Roboto"/>
-                <w:color w:val="FF0000"/>
+                <w:b/>
+                <w:sz w:val="20"/>
+                <w:szCs w:val="20"/>
+              </w:rPr>
+            </w:pPr>
+            <w:r>
+              <w:rPr>
+                <w:rFonts w:ascii="Roboto" w:hAnsi="Roboto"/>
+                <w:b/>
               </w:rPr>
               <w:t xml:space="preserve"> [Company Name]</w:t>
             </w:r>
@@ -1608,14 +1446,15 @@
               <w:jc w:val="center"/>
               <w:rPr>
                 <w:rFonts w:ascii="Arial" w:eastAsia="Times New Roman" w:hAnsi="Arial" w:cs="Arial"/>
-                <w:sz w:val="20"/>
-                <w:szCs w:val="20"/>
-              </w:rPr>
-            </w:pPr>
-            <w:r>
-              <w:rPr>
-                <w:rFonts w:ascii="Roboto" w:hAnsi="Roboto"/>
-                <w:color w:val="FF0000"/>
+                <w:b/>
+                <w:sz w:val="20"/>
+                <w:szCs w:val="20"/>
+              </w:rPr>
+            </w:pPr>
+            <w:r>
+              <w:rPr>
+                <w:rFonts w:ascii="Roboto" w:hAnsi="Roboto"/>
+                <w:b/>
               </w:rPr>
               <w:t>[Folio No]</w:t>
             </w:r>
@@ -1629,27 +1468,16 @@
           <w:p>
             <w:pPr>
               <w:jc w:val="center"/>
-            </w:pPr>
-            <w:r>
-              <w:rPr>
-                <w:rFonts w:ascii="Roboto" w:hAnsi="Roboto"/>
-                <w:color w:val="FF0000"/>
-              </w:rPr>
-              <w:t>[NOS</w:t>
-            </w:r>
-            <w:r>
-              <w:rPr>
-                <w:rFonts w:ascii="Roboto" w:hAnsi="Roboto"/>
-                <w:color w:val="FF0000"/>
-              </w:rPr>
-              <w:t>5</w:t>
-            </w:r>
-            <w:r>
-              <w:rPr>
-                <w:rFonts w:ascii="Roboto" w:hAnsi="Roboto"/>
-                <w:color w:val="FF0000"/>
-              </w:rPr>
-              <w:t>]</w:t>
+              <w:rPr>
+                <w:b/>
+              </w:rPr>
+            </w:pPr>
+            <w:r>
+              <w:rPr>
+                <w:rFonts w:ascii="Roboto" w:hAnsi="Roboto"/>
+                <w:b/>
+              </w:rPr>
+              <w:t>[NOS5]</w:t>
             </w:r>
           </w:p>
         </w:tc>
@@ -1662,13 +1490,15 @@
             <w:pPr>
               <w:rPr>
                 <w:rFonts w:ascii="Arial" w:eastAsia="Times New Roman" w:hAnsi="Arial" w:cs="Arial"/>
-                <w:sz w:val="20"/>
-                <w:szCs w:val="20"/>
-              </w:rPr>
-            </w:pPr>
-            <w:r>
-              <w:rPr>
-                <w:rFonts w:ascii="Arial" w:eastAsia="Times New Roman" w:hAnsi="Arial" w:cs="Arial"/>
+                <w:b/>
+                <w:sz w:val="20"/>
+                <w:szCs w:val="20"/>
+              </w:rPr>
+            </w:pPr>
+            <w:r>
+              <w:rPr>
+                <w:rFonts w:ascii="Arial" w:eastAsia="Times New Roman" w:hAnsi="Arial" w:cs="Arial"/>
+                <w:b/>
                 <w:sz w:val="20"/>
                 <w:szCs w:val="20"/>
               </w:rPr>
@@ -1677,23 +1507,9 @@
             <w:r>
               <w:rPr>
                 <w:rFonts w:ascii="Roboto" w:hAnsi="Roboto"/>
-                <w:color w:val="FF0000"/>
-              </w:rPr>
-              <w:t>[SC</w:t>
-            </w:r>
-            <w:r>
-              <w:rPr>
-                <w:rFonts w:ascii="Roboto" w:hAnsi="Roboto"/>
-                <w:color w:val="FF0000"/>
-              </w:rPr>
-              <w:t>5</w:t>
-            </w:r>
-            <w:r>
-              <w:rPr>
-                <w:rFonts w:ascii="Roboto" w:hAnsi="Roboto"/>
-                <w:color w:val="FF0000"/>
-              </w:rPr>
-              <w:t>]</w:t>
+                <w:b/>
+              </w:rPr>
+              <w:t>[SC5]</w:t>
             </w:r>
           </w:p>
         </w:tc>
@@ -1708,36 +1524,646 @@
               <w:ind w:right="573"/>
               <w:rPr>
                 <w:rFonts w:ascii="Roboto" w:hAnsi="Roboto"/>
-                <w:color w:val="FF0000"/>
-              </w:rPr>
-            </w:pPr>
-            <w:r>
-              <w:rPr>
-                <w:rFonts w:ascii="Roboto" w:hAnsi="Roboto"/>
-                <w:color w:val="FF0000"/>
-              </w:rPr>
-              <w:t xml:space="preserve">          </w:t>
-            </w:r>
-            <w:r>
-              <w:rPr>
-                <w:rFonts w:ascii="Roboto" w:hAnsi="Roboto"/>
-                <w:color w:val="FF0000"/>
-              </w:rPr>
-              <w:t>[DN</w:t>
-            </w:r>
-            <w:r>
-              <w:rPr>
-                <w:rFonts w:ascii="Roboto" w:hAnsi="Roboto"/>
-                <w:color w:val="FF0000"/>
-              </w:rPr>
-              <w:t>5</w:t>
-            </w:r>
-            <w:r>
-              <w:rPr>
-                <w:rFonts w:ascii="Roboto" w:hAnsi="Roboto"/>
-                <w:color w:val="FF0000"/>
-              </w:rPr>
-              <w:t>]</w:t>
+                <w:b/>
+              </w:rPr>
+            </w:pPr>
+            <w:r>
+              <w:rPr>
+                <w:rFonts w:ascii="Roboto" w:hAnsi="Roboto"/>
+                <w:b/>
+              </w:rPr>
+              <w:t xml:space="preserve">          [DN5]</w:t>
+            </w:r>
+          </w:p>
+        </w:tc>
+      </w:tr>
+      <w:tr>
+        <w:trPr>
+          <w:trHeight w:val="306"/>
+        </w:trPr>
+        <w:tc>
+          <w:tcPr>
+            <w:tcW w:w="2128" w:type="dxa"/>
+          </w:tcPr>
+          <w:p>
+            <w:pPr>
+              <w:rPr>
+                <w:rFonts w:ascii="Roboto" w:hAnsi="Roboto"/>
+                <w:b/>
+              </w:rPr>
+            </w:pPr>
+            <w:r>
+              <w:rPr>
+                <w:rFonts w:ascii="Roboto" w:hAnsi="Roboto"/>
+                <w:b/>
+              </w:rPr>
+              <w:t xml:space="preserve"> [Company Name]</w:t>
+            </w:r>
+          </w:p>
+        </w:tc>
+        <w:tc>
+          <w:tcPr>
+            <w:tcW w:w="1842" w:type="dxa"/>
+            <w:shd w:val="clear" w:color="auto" w:fill="auto"/>
+          </w:tcPr>
+          <w:p>
+            <w:pPr>
+              <w:jc w:val="center"/>
+              <w:rPr>
+                <w:rFonts w:ascii="Roboto" w:hAnsi="Roboto"/>
+                <w:b/>
+              </w:rPr>
+            </w:pPr>
+            <w:r>
+              <w:rPr>
+                <w:rFonts w:ascii="Roboto" w:hAnsi="Roboto"/>
+                <w:b/>
+              </w:rPr>
+              <w:t>[Folio No]</w:t>
+            </w:r>
+          </w:p>
+        </w:tc>
+        <w:tc>
+          <w:tcPr>
+            <w:tcW w:w="1134" w:type="dxa"/>
+            <w:shd w:val="clear" w:color="auto" w:fill="auto"/>
+          </w:tcPr>
+          <w:p>
+            <w:pPr>
+              <w:jc w:val="center"/>
+              <w:rPr>
+                <w:b/>
+              </w:rPr>
+            </w:pPr>
+            <w:r>
+              <w:rPr>
+                <w:rFonts w:ascii="Roboto" w:hAnsi="Roboto"/>
+                <w:b/>
+              </w:rPr>
+              <w:t>[NOS6]</w:t>
+            </w:r>
+          </w:p>
+        </w:tc>
+        <w:tc>
+          <w:tcPr>
+            <w:tcW w:w="1843" w:type="dxa"/>
+            <w:shd w:val="clear" w:color="auto" w:fill="auto"/>
+          </w:tcPr>
+          <w:p>
+            <w:pPr>
+              <w:rPr>
+                <w:rFonts w:ascii="Arial" w:eastAsia="Times New Roman" w:hAnsi="Arial" w:cs="Arial"/>
+                <w:b/>
+                <w:sz w:val="20"/>
+                <w:szCs w:val="20"/>
+              </w:rPr>
+            </w:pPr>
+            <w:r>
+              <w:rPr>
+                <w:rFonts w:ascii="Arial" w:eastAsia="Times New Roman" w:hAnsi="Arial" w:cs="Arial"/>
+                <w:b/>
+                <w:sz w:val="20"/>
+                <w:szCs w:val="20"/>
+              </w:rPr>
+              <w:t xml:space="preserve">        </w:t>
+            </w:r>
+            <w:r>
+              <w:rPr>
+                <w:rFonts w:ascii="Roboto" w:hAnsi="Roboto"/>
+                <w:b/>
+              </w:rPr>
+              <w:t>[SC6]</w:t>
+            </w:r>
+          </w:p>
+        </w:tc>
+        <w:tc>
+          <w:tcPr>
+            <w:tcW w:w="2693" w:type="dxa"/>
+            <w:gridSpan w:val="2"/>
+            <w:shd w:val="clear" w:color="auto" w:fill="auto"/>
+          </w:tcPr>
+          <w:p>
+            <w:pPr>
+              <w:ind w:right="573"/>
+              <w:rPr>
+                <w:rFonts w:ascii="Roboto" w:hAnsi="Roboto"/>
+                <w:b/>
+              </w:rPr>
+            </w:pPr>
+            <w:r>
+              <w:rPr>
+                <w:rFonts w:ascii="Roboto" w:hAnsi="Roboto"/>
+                <w:b/>
+              </w:rPr>
+              <w:t xml:space="preserve">          [DN6]</w:t>
+            </w:r>
+          </w:p>
+        </w:tc>
+      </w:tr>
+      <w:tr>
+        <w:trPr>
+          <w:trHeight w:val="306"/>
+        </w:trPr>
+        <w:tc>
+          <w:tcPr>
+            <w:tcW w:w="2128" w:type="dxa"/>
+          </w:tcPr>
+          <w:p>
+            <w:pPr>
+              <w:rPr>
+                <w:rFonts w:ascii="Arial" w:eastAsia="Times New Roman" w:hAnsi="Arial" w:cs="Arial"/>
+                <w:b/>
+                <w:sz w:val="20"/>
+                <w:szCs w:val="20"/>
+              </w:rPr>
+            </w:pPr>
+            <w:r>
+              <w:rPr>
+                <w:rFonts w:ascii="Roboto" w:hAnsi="Roboto"/>
+                <w:b/>
+              </w:rPr>
+              <w:t xml:space="preserve"> [Company Name]</w:t>
+            </w:r>
+          </w:p>
+        </w:tc>
+        <w:tc>
+          <w:tcPr>
+            <w:tcW w:w="1842" w:type="dxa"/>
+            <w:shd w:val="clear" w:color="auto" w:fill="auto"/>
+          </w:tcPr>
+          <w:p>
+            <w:pPr>
+              <w:jc w:val="center"/>
+              <w:rPr>
+                <w:rFonts w:ascii="Arial" w:eastAsia="Times New Roman" w:hAnsi="Arial" w:cs="Arial"/>
+                <w:b/>
+                <w:sz w:val="20"/>
+                <w:szCs w:val="20"/>
+              </w:rPr>
+            </w:pPr>
+            <w:r>
+              <w:rPr>
+                <w:rFonts w:ascii="Roboto" w:hAnsi="Roboto"/>
+                <w:b/>
+              </w:rPr>
+              <w:t>[Folio No]</w:t>
+            </w:r>
+          </w:p>
+        </w:tc>
+        <w:tc>
+          <w:tcPr>
+            <w:tcW w:w="1134" w:type="dxa"/>
+            <w:shd w:val="clear" w:color="auto" w:fill="auto"/>
+          </w:tcPr>
+          <w:p>
+            <w:pPr>
+              <w:jc w:val="center"/>
+              <w:rPr>
+                <w:b/>
+              </w:rPr>
+            </w:pPr>
+            <w:r>
+              <w:rPr>
+                <w:rFonts w:ascii="Roboto" w:hAnsi="Roboto"/>
+                <w:b/>
+              </w:rPr>
+              <w:t>[NOS7]</w:t>
+            </w:r>
+          </w:p>
+        </w:tc>
+        <w:tc>
+          <w:tcPr>
+            <w:tcW w:w="1843" w:type="dxa"/>
+            <w:shd w:val="clear" w:color="auto" w:fill="auto"/>
+          </w:tcPr>
+          <w:p>
+            <w:pPr>
+              <w:rPr>
+                <w:rFonts w:ascii="Arial" w:eastAsia="Times New Roman" w:hAnsi="Arial" w:cs="Arial"/>
+                <w:b/>
+                <w:sz w:val="20"/>
+                <w:szCs w:val="20"/>
+              </w:rPr>
+            </w:pPr>
+            <w:r>
+              <w:rPr>
+                <w:rFonts w:ascii="Arial" w:eastAsia="Times New Roman" w:hAnsi="Arial" w:cs="Arial"/>
+                <w:b/>
+                <w:sz w:val="20"/>
+                <w:szCs w:val="20"/>
+              </w:rPr>
+              <w:t xml:space="preserve">        </w:t>
+            </w:r>
+            <w:r>
+              <w:rPr>
+                <w:rFonts w:ascii="Roboto" w:hAnsi="Roboto"/>
+                <w:b/>
+              </w:rPr>
+              <w:t>[SC7]</w:t>
+            </w:r>
+          </w:p>
+        </w:tc>
+        <w:tc>
+          <w:tcPr>
+            <w:tcW w:w="2693" w:type="dxa"/>
+            <w:gridSpan w:val="2"/>
+            <w:shd w:val="clear" w:color="auto" w:fill="auto"/>
+          </w:tcPr>
+          <w:p>
+            <w:pPr>
+              <w:ind w:right="573"/>
+              <w:rPr>
+                <w:rFonts w:ascii="Roboto" w:hAnsi="Roboto"/>
+                <w:b/>
+              </w:rPr>
+            </w:pPr>
+            <w:r>
+              <w:rPr>
+                <w:rFonts w:ascii="Roboto" w:hAnsi="Roboto"/>
+                <w:b/>
+              </w:rPr>
+              <w:t xml:space="preserve">          [DN7]</w:t>
+            </w:r>
+          </w:p>
+        </w:tc>
+      </w:tr>
+      <w:tr>
+        <w:trPr>
+          <w:trHeight w:val="306"/>
+        </w:trPr>
+        <w:tc>
+          <w:tcPr>
+            <w:tcW w:w="2128" w:type="dxa"/>
+          </w:tcPr>
+          <w:p>
+            <w:pPr>
+              <w:rPr>
+                <w:rFonts w:ascii="Arial" w:eastAsia="Times New Roman" w:hAnsi="Arial" w:cs="Arial"/>
+                <w:b/>
+                <w:sz w:val="20"/>
+                <w:szCs w:val="20"/>
+              </w:rPr>
+            </w:pPr>
+            <w:r>
+              <w:rPr>
+                <w:rFonts w:ascii="Roboto" w:hAnsi="Roboto"/>
+                <w:b/>
+              </w:rPr>
+              <w:t xml:space="preserve"> [Company Name]</w:t>
+            </w:r>
+          </w:p>
+        </w:tc>
+        <w:tc>
+          <w:tcPr>
+            <w:tcW w:w="1842" w:type="dxa"/>
+            <w:shd w:val="clear" w:color="auto" w:fill="auto"/>
+          </w:tcPr>
+          <w:p>
+            <w:pPr>
+              <w:jc w:val="center"/>
+              <w:rPr>
+                <w:rFonts w:ascii="Arial" w:eastAsia="Times New Roman" w:hAnsi="Arial" w:cs="Arial"/>
+                <w:b/>
+                <w:sz w:val="20"/>
+                <w:szCs w:val="20"/>
+              </w:rPr>
+            </w:pPr>
+            <w:r>
+              <w:rPr>
+                <w:rFonts w:ascii="Roboto" w:hAnsi="Roboto"/>
+                <w:b/>
+              </w:rPr>
+              <w:t>[Folio No]</w:t>
+            </w:r>
+          </w:p>
+        </w:tc>
+        <w:tc>
+          <w:tcPr>
+            <w:tcW w:w="1134" w:type="dxa"/>
+            <w:shd w:val="clear" w:color="auto" w:fill="auto"/>
+          </w:tcPr>
+          <w:p>
+            <w:pPr>
+              <w:jc w:val="center"/>
+              <w:rPr>
+                <w:b/>
+              </w:rPr>
+            </w:pPr>
+            <w:r>
+              <w:rPr>
+                <w:rFonts w:ascii="Roboto" w:hAnsi="Roboto"/>
+                <w:b/>
+              </w:rPr>
+              <w:t>[NOS8]</w:t>
+            </w:r>
+          </w:p>
+        </w:tc>
+        <w:tc>
+          <w:tcPr>
+            <w:tcW w:w="1843" w:type="dxa"/>
+            <w:shd w:val="clear" w:color="auto" w:fill="auto"/>
+          </w:tcPr>
+          <w:p>
+            <w:pPr>
+              <w:rPr>
+                <w:rFonts w:ascii="Arial" w:eastAsia="Times New Roman" w:hAnsi="Arial" w:cs="Arial"/>
+                <w:b/>
+                <w:sz w:val="20"/>
+                <w:szCs w:val="20"/>
+              </w:rPr>
+            </w:pPr>
+            <w:r>
+              <w:rPr>
+                <w:rFonts w:ascii="Arial" w:eastAsia="Times New Roman" w:hAnsi="Arial" w:cs="Arial"/>
+                <w:b/>
+                <w:sz w:val="20"/>
+                <w:szCs w:val="20"/>
+              </w:rPr>
+              <w:t xml:space="preserve">        </w:t>
+            </w:r>
+            <w:r>
+              <w:rPr>
+                <w:rFonts w:ascii="Roboto" w:hAnsi="Roboto"/>
+                <w:b/>
+              </w:rPr>
+              <w:t>[SC8]</w:t>
+            </w:r>
+          </w:p>
+        </w:tc>
+        <w:tc>
+          <w:tcPr>
+            <w:tcW w:w="2693" w:type="dxa"/>
+            <w:gridSpan w:val="2"/>
+            <w:shd w:val="clear" w:color="auto" w:fill="auto"/>
+          </w:tcPr>
+          <w:p>
+            <w:pPr>
+              <w:ind w:right="573"/>
+              <w:rPr>
+                <w:rFonts w:ascii="Roboto" w:hAnsi="Roboto"/>
+                <w:b/>
+              </w:rPr>
+            </w:pPr>
+            <w:r>
+              <w:rPr>
+                <w:rFonts w:ascii="Roboto" w:hAnsi="Roboto"/>
+                <w:b/>
+              </w:rPr>
+              <w:t xml:space="preserve">          [DN8]</w:t>
+            </w:r>
+          </w:p>
+        </w:tc>
+      </w:tr>
+      <w:tr>
+        <w:trPr>
+          <w:trHeight w:val="306"/>
+        </w:trPr>
+        <w:tc>
+          <w:tcPr>
+            <w:tcW w:w="2128" w:type="dxa"/>
+          </w:tcPr>
+          <w:p>
+            <w:pPr>
+              <w:rPr>
+                <w:rFonts w:ascii="Arial" w:eastAsia="Times New Roman" w:hAnsi="Arial" w:cs="Arial"/>
+                <w:b/>
+                <w:sz w:val="20"/>
+                <w:szCs w:val="20"/>
+              </w:rPr>
+            </w:pPr>
+            <w:r>
+              <w:rPr>
+                <w:rFonts w:ascii="Roboto" w:hAnsi="Roboto"/>
+                <w:b/>
+              </w:rPr>
+              <w:t xml:space="preserve"> [Company Name]</w:t>
+            </w:r>
+          </w:p>
+        </w:tc>
+        <w:tc>
+          <w:tcPr>
+            <w:tcW w:w="1842" w:type="dxa"/>
+            <w:shd w:val="clear" w:color="auto" w:fill="auto"/>
+          </w:tcPr>
+          <w:p>
+            <w:pPr>
+              <w:jc w:val="center"/>
+              <w:rPr>
+                <w:rFonts w:ascii="Arial" w:eastAsia="Times New Roman" w:hAnsi="Arial" w:cs="Arial"/>
+                <w:b/>
+                <w:sz w:val="20"/>
+                <w:szCs w:val="20"/>
+              </w:rPr>
+            </w:pPr>
+            <w:r>
+              <w:rPr>
+                <w:rFonts w:ascii="Roboto" w:hAnsi="Roboto"/>
+                <w:b/>
+              </w:rPr>
+              <w:t>[Folio No]</w:t>
+            </w:r>
+          </w:p>
+        </w:tc>
+        <w:tc>
+          <w:tcPr>
+            <w:tcW w:w="1134" w:type="dxa"/>
+            <w:shd w:val="clear" w:color="auto" w:fill="auto"/>
+          </w:tcPr>
+          <w:p>
+            <w:pPr>
+              <w:jc w:val="center"/>
+              <w:rPr>
+                <w:b/>
+              </w:rPr>
+            </w:pPr>
+            <w:r>
+              <w:rPr>
+                <w:rFonts w:ascii="Roboto" w:hAnsi="Roboto"/>
+                <w:b/>
+              </w:rPr>
+              <w:t>[NOS9]</w:t>
+            </w:r>
+          </w:p>
+        </w:tc>
+        <w:tc>
+          <w:tcPr>
+            <w:tcW w:w="1843" w:type="dxa"/>
+            <w:shd w:val="clear" w:color="auto" w:fill="auto"/>
+          </w:tcPr>
+          <w:p>
+            <w:pPr>
+              <w:rPr>
+                <w:rFonts w:ascii="Arial" w:eastAsia="Times New Roman" w:hAnsi="Arial" w:cs="Arial"/>
+                <w:b/>
+                <w:sz w:val="20"/>
+                <w:szCs w:val="20"/>
+              </w:rPr>
+            </w:pPr>
+            <w:r>
+              <w:rPr>
+                <w:rFonts w:ascii="Arial" w:eastAsia="Times New Roman" w:hAnsi="Arial" w:cs="Arial"/>
+                <w:b/>
+                <w:sz w:val="20"/>
+                <w:szCs w:val="20"/>
+              </w:rPr>
+              <w:t xml:space="preserve">        </w:t>
+            </w:r>
+            <w:r>
+              <w:rPr>
+                <w:rFonts w:ascii="Roboto" w:hAnsi="Roboto"/>
+                <w:b/>
+              </w:rPr>
+              <w:t>[SC9]</w:t>
+            </w:r>
+          </w:p>
+        </w:tc>
+        <w:tc>
+          <w:tcPr>
+            <w:tcW w:w="2693" w:type="dxa"/>
+            <w:gridSpan w:val="2"/>
+            <w:shd w:val="clear" w:color="auto" w:fill="auto"/>
+          </w:tcPr>
+          <w:p>
+            <w:pPr>
+              <w:ind w:right="573"/>
+              <w:rPr>
+                <w:rFonts w:ascii="Roboto" w:hAnsi="Roboto"/>
+                <w:b/>
+              </w:rPr>
+            </w:pPr>
+            <w:r>
+              <w:rPr>
+                <w:rFonts w:ascii="Roboto" w:hAnsi="Roboto"/>
+                <w:b/>
+              </w:rPr>
+              <w:t xml:space="preserve">          [DN9]</w:t>
+            </w:r>
+          </w:p>
+        </w:tc>
+      </w:tr>
+      <w:tr>
+        <w:trPr>
+          <w:trHeight w:val="306"/>
+        </w:trPr>
+        <w:tc>
+          <w:tcPr>
+            <w:tcW w:w="2128" w:type="dxa"/>
+          </w:tcPr>
+          <w:p>
+            <w:pPr>
+              <w:rPr>
+                <w:rFonts w:ascii="Arial" w:eastAsia="Times New Roman" w:hAnsi="Arial" w:cs="Arial"/>
+                <w:b/>
+                <w:sz w:val="20"/>
+                <w:szCs w:val="20"/>
+              </w:rPr>
+            </w:pPr>
+            <w:r>
+              <w:rPr>
+                <w:rFonts w:ascii="Roboto" w:hAnsi="Roboto"/>
+                <w:b/>
+              </w:rPr>
+              <w:t xml:space="preserve"> [Company Name]</w:t>
+            </w:r>
+          </w:p>
+        </w:tc>
+        <w:tc>
+          <w:tcPr>
+            <w:tcW w:w="1842" w:type="dxa"/>
+            <w:shd w:val="clear" w:color="auto" w:fill="auto"/>
+          </w:tcPr>
+          <w:p>
+            <w:pPr>
+              <w:jc w:val="center"/>
+              <w:rPr>
+                <w:rFonts w:ascii="Arial" w:eastAsia="Times New Roman" w:hAnsi="Arial" w:cs="Arial"/>
+                <w:b/>
+                <w:sz w:val="20"/>
+                <w:szCs w:val="20"/>
+              </w:rPr>
+            </w:pPr>
+            <w:r>
+              <w:rPr>
+                <w:rFonts w:ascii="Roboto" w:hAnsi="Roboto"/>
+                <w:b/>
+              </w:rPr>
+              <w:t>[Folio No]</w:t>
+            </w:r>
+          </w:p>
+        </w:tc>
+        <w:tc>
+          <w:tcPr>
+            <w:tcW w:w="1134" w:type="dxa"/>
+            <w:shd w:val="clear" w:color="auto" w:fill="auto"/>
+          </w:tcPr>
+          <w:p>
+            <w:pPr>
+              <w:jc w:val="center"/>
+              <w:rPr>
+                <w:b/>
+              </w:rPr>
+            </w:pPr>
+            <w:r>
+              <w:rPr>
+                <w:rFonts w:ascii="Roboto" w:hAnsi="Roboto"/>
+                <w:b/>
+              </w:rPr>
+              <w:t>[NOS10]</w:t>
+            </w:r>
+          </w:p>
+        </w:tc>
+        <w:tc>
+          <w:tcPr>
+            <w:tcW w:w="1843" w:type="dxa"/>
+            <w:shd w:val="clear" w:color="auto" w:fill="auto"/>
+          </w:tcPr>
+          <w:p>
+            <w:pPr>
+              <w:rPr>
+                <w:rFonts w:ascii="Arial" w:eastAsia="Times New Roman" w:hAnsi="Arial" w:cs="Arial"/>
+                <w:b/>
+                <w:sz w:val="20"/>
+                <w:szCs w:val="20"/>
+              </w:rPr>
+            </w:pPr>
+            <w:r>
+              <w:rPr>
+                <w:rFonts w:ascii="Arial" w:eastAsia="Times New Roman" w:hAnsi="Arial" w:cs="Arial"/>
+                <w:b/>
+                <w:sz w:val="20"/>
+                <w:szCs w:val="20"/>
+              </w:rPr>
+              <w:t xml:space="preserve">        </w:t>
+            </w:r>
+            <w:r>
+              <w:rPr>
+                <w:rFonts w:ascii="Roboto" w:hAnsi="Roboto"/>
+                <w:b/>
+              </w:rPr>
+              <w:t>[SC10]</w:t>
+            </w:r>
+          </w:p>
+        </w:tc>
+        <w:tc>
+          <w:tcPr>
+            <w:tcW w:w="2693" w:type="dxa"/>
+            <w:gridSpan w:val="2"/>
+            <w:shd w:val="clear" w:color="auto" w:fill="auto"/>
+          </w:tcPr>
+          <w:p>
+            <w:pPr>
+              <w:ind w:right="573"/>
+              <w:rPr>
+                <w:rFonts w:ascii="Roboto" w:hAnsi="Roboto"/>
+                <w:b/>
+              </w:rPr>
+            </w:pPr>
+            <w:r>
+              <w:rPr>
+                <w:rFonts w:ascii="Roboto" w:hAnsi="Roboto"/>
+                <w:b/>
+              </w:rPr>
+              <w:t xml:space="preserve">          [DN10]</w:t>
             </w:r>
           </w:p>
         </w:tc>
@@ -1789,7 +2215,7 @@
       <w:r>
         <w:rPr>
           <w:rFonts w:ascii="Roboto" w:eastAsia="Times New Roman" w:hAnsi="Roboto" w:cs="Times New Roman"/>
-          <w:color w:val="FF0000"/>
+          <w:b/>
           <w:lang w:val="en-IN" w:eastAsia="en-GB" w:bidi="hi-IN"/>
         </w:rPr>
         <w:t>[Name as per Aadhar C1] &amp; [Name as per Aadhar C2] &amp; [Name as per Aadhar C3]</w:t>
@@ -1875,7 +2301,7 @@
       <w:r>
         <w:rPr>
           <w:rFonts w:ascii="Roboto" w:eastAsia="Times New Roman" w:hAnsi="Roboto" w:cs="Times New Roman"/>
-          <w:color w:val="FF0000"/>
+          <w:b/>
           <w:lang w:val="en-IN" w:eastAsia="en-GB" w:bidi="hi-IN"/>
         </w:rPr>
         <w:t>[Name as per Aadhar C1] &amp; [Name as per Aadhar C2] &amp; [Name as per Aadhar C3]</w:t>
@@ -1935,7 +2361,7 @@
       <w:r>
         <w:rPr>
           <w:rFonts w:ascii="Roboto" w:eastAsia="Times New Roman" w:hAnsi="Roboto" w:cs="Times New Roman"/>
-          <w:color w:val="FF0000"/>
+          <w:b/>
           <w:lang w:val="en-IN" w:eastAsia="en-GB" w:bidi="hi-IN"/>
         </w:rPr>
         <w:t>[Name as per Aadhar C1] &amp; [Name as per Aadhar C2] &amp; [Name as per Aadhar C3]</w:t>
@@ -1989,14 +2415,15 @@
       <w:r>
         <w:rPr>
           <w:rFonts w:ascii="Arial" w:eastAsia="Times New Roman" w:hAnsi="Arial" w:cs="Arial"/>
-        </w:rPr>
-        <w:t>RTA</w:t>
-      </w:r>
-      <w:r>
-        <w:rPr>
-          <w:rFonts w:ascii="Arial" w:eastAsia="Times New Roman" w:hAnsi="Arial" w:cs="Arial"/>
-        </w:rPr>
-        <w:t xml:space="preserve"> / Company, for cancellation.</w:t>
+          <w:b/>
+        </w:rPr>
+        <w:t>[RTA Name] / [Company Name]</w:t>
+      </w:r>
+      <w:r>
+        <w:rPr>
+          <w:rFonts w:ascii="Arial" w:eastAsia="Times New Roman" w:hAnsi="Arial" w:cs="Arial"/>
+        </w:rPr>
+        <w:t>, for cancellation.</w:t>
       </w:r>
     </w:p>
     <w:p>
@@ -2030,10 +2457,18 @@
       <w:r>
         <w:rPr>
           <w:rFonts w:ascii="Roboto" w:eastAsia="Times New Roman" w:hAnsi="Roboto" w:cs="Times New Roman"/>
+          <w:b/>
+          <w:lang w:val="en-IN" w:eastAsia="en-GB" w:bidi="hi-IN"/>
+        </w:rPr>
+        <w:t>[Name as per Aadhar C1] &amp; [Name as per Aadhar C2] &amp; [Name as per Aadhar C3]</w:t>
+      </w:r>
+      <w:r>
+        <w:rPr>
+          <w:rFonts w:ascii="Roboto" w:eastAsia="Times New Roman" w:hAnsi="Roboto" w:cs="Times New Roman"/>
           <w:color w:val="FF0000"/>
           <w:lang w:val="en-IN" w:eastAsia="en-GB" w:bidi="hi-IN"/>
         </w:rPr>
-        <w:t xml:space="preserve">[Name as per Aadhar C1] &amp; [Name as per Aadhar C2] &amp; [Name as per Aadhar C3] </w:t>
+        <w:t xml:space="preserve"> </w:t>
       </w:r>
       <w:r>
         <w:rPr>
@@ -2053,7 +2488,14 @@
         <w:rPr>
           <w:rFonts w:ascii="Arial" w:eastAsia="Times New Roman" w:hAnsi="Arial" w:cs="Arial"/>
         </w:rPr>
-        <w:t>) certificate(s) issued is /are found, recovered and traced by us and instead of surrendering the same is / are dealt with by us as aforesaid, the Company will be at liberty to adopt civil and / or criminal proceedings against us for our failure to promptly surrender the original security(</w:t>
+        <w:t xml:space="preserve">) certificate(s) issued is /are found, recovered and traced by us and instead of </w:t>
+      </w:r>
+      <w:r>
+        <w:rPr>
+          <w:rFonts w:ascii="Arial" w:eastAsia="Times New Roman" w:hAnsi="Arial" w:cs="Arial"/>
+        </w:rPr>
+        <w:lastRenderedPageBreak/>
+        <w:t>surrendering the same is / are dealt with by us as aforesaid, the Company will be at liberty to adopt civil and / or criminal proceedings against us for our failure to promptly surrender the original security(</w:t>
       </w:r>
       <w:proofErr w:type="spellStart"/>
       <w:r>
@@ -2435,7 +2877,7 @@
       <w:pPr>
         <w:rPr>
           <w:rFonts w:ascii="Arial" w:eastAsia="Courier New" w:hAnsi="Arial" w:cs="Arial"/>
-          <w:color w:val="BFBFBF"/>
+          <w:b/>
           <w:sz w:val="24"/>
           <w:szCs w:val="24"/>
           <w:u w:val="single" w:color="BFBFBF"/>
@@ -2476,6 +2918,7 @@
       <w:r>
         <w:rPr>
           <w:rFonts w:ascii="Arial" w:eastAsia="Times New Roman" w:hAnsi="Arial" w:cs="Arial"/>
+          <w:b/>
           <w:sz w:val="24"/>
           <w:szCs w:val="24"/>
         </w:rPr>
@@ -2484,7 +2927,7 @@
       <w:r>
         <w:rPr>
           <w:rFonts w:ascii="Arial" w:eastAsia="Courier New" w:hAnsi="Arial" w:cs="Arial"/>
-          <w:color w:val="BFBFBF"/>
+          <w:b/>
           <w:sz w:val="24"/>
           <w:szCs w:val="24"/>
           <w:u w:val="single" w:color="BFBFBF"/>
@@ -2494,7 +2937,7 @@
       <w:r>
         <w:rPr>
           <w:rFonts w:ascii="Roboto" w:eastAsia="Times New Roman" w:hAnsi="Roboto" w:cs="Times New Roman"/>
-          <w:color w:val="FF0000"/>
+          <w:b/>
           <w:lang w:val="en-IN" w:eastAsia="en-GB" w:bidi="hi-IN"/>
         </w:rPr>
         <w:t>[Name as per Aadhar C1]</w:t>
@@ -2505,7 +2948,7 @@
         <w:ind w:left="2160" w:firstLine="720"/>
         <w:rPr>
           <w:rFonts w:ascii="Arial" w:eastAsia="Courier New" w:hAnsi="Arial" w:cs="Arial"/>
-          <w:color w:val="BFBFBF"/>
+          <w:b/>
           <w:sz w:val="24"/>
           <w:szCs w:val="24"/>
           <w:u w:val="single" w:color="BFBFBF"/>
@@ -2514,23 +2957,16 @@
       <w:r>
         <w:rPr>
           <w:rFonts w:ascii="Arial" w:eastAsia="Times New Roman" w:hAnsi="Arial" w:cs="Arial"/>
+          <w:b/>
           <w:sz w:val="24"/>
           <w:szCs w:val="24"/>
         </w:rPr>
-        <w:t xml:space="preserve">         </w:t>
-      </w:r>
-      <w:r>
-        <w:rPr>
-          <w:rFonts w:ascii="Arial" w:eastAsia="Times New Roman" w:hAnsi="Arial" w:cs="Arial"/>
-          <w:sz w:val="24"/>
-          <w:szCs w:val="24"/>
-        </w:rPr>
-        <w:t>(2)</w:t>
+        <w:t xml:space="preserve">         (2)</w:t>
       </w:r>
       <w:r>
         <w:rPr>
           <w:rFonts w:ascii="Arial" w:eastAsia="Courier New" w:hAnsi="Arial" w:cs="Arial"/>
-          <w:color w:val="BFBFBF"/>
+          <w:b/>
           <w:sz w:val="24"/>
           <w:szCs w:val="24"/>
           <w:u w:val="single" w:color="BFBFBF"/>
@@ -2540,26 +2976,10 @@
       <w:r>
         <w:rPr>
           <w:rFonts w:ascii="Roboto" w:eastAsia="Times New Roman" w:hAnsi="Roboto" w:cs="Times New Roman"/>
-          <w:color w:val="FF0000"/>
+          <w:b/>
           <w:lang w:val="en-IN" w:eastAsia="en-GB" w:bidi="hi-IN"/>
         </w:rPr>
-        <w:t>[Name as per Aadhar C</w:t>
-      </w:r>
-      <w:r>
-        <w:rPr>
-          <w:rFonts w:ascii="Roboto" w:eastAsia="Times New Roman" w:hAnsi="Roboto" w:cs="Times New Roman"/>
-          <w:color w:val="FF0000"/>
-          <w:lang w:val="en-IN" w:eastAsia="en-GB" w:bidi="hi-IN"/>
-        </w:rPr>
-        <w:t>2</w:t>
-      </w:r>
-      <w:r>
-        <w:rPr>
-          <w:rFonts w:ascii="Roboto" w:eastAsia="Times New Roman" w:hAnsi="Roboto" w:cs="Times New Roman"/>
-          <w:color w:val="FF0000"/>
-          <w:lang w:val="en-IN" w:eastAsia="en-GB" w:bidi="hi-IN"/>
-        </w:rPr>
-        <w:t>]</w:t>
+        <w:t>[Name as per Aadhar C2]</w:t>
       </w:r>
     </w:p>
     <w:p>
@@ -2567,7 +2987,7 @@
         <w:ind w:left="2160" w:firstLine="720"/>
         <w:rPr>
           <w:rFonts w:ascii="Arial" w:eastAsia="Courier New" w:hAnsi="Arial" w:cs="Arial"/>
-          <w:color w:val="BFBFBF"/>
+          <w:b/>
           <w:sz w:val="24"/>
           <w:szCs w:val="24"/>
           <w:u w:val="single" w:color="BFBFBF"/>
@@ -2576,23 +2996,16 @@
       <w:r>
         <w:rPr>
           <w:rFonts w:ascii="Arial" w:eastAsia="Times New Roman" w:hAnsi="Arial" w:cs="Arial"/>
+          <w:b/>
           <w:sz w:val="24"/>
           <w:szCs w:val="24"/>
         </w:rPr>
-        <w:t xml:space="preserve">         </w:t>
-      </w:r>
-      <w:r>
-        <w:rPr>
-          <w:rFonts w:ascii="Arial" w:eastAsia="Times New Roman" w:hAnsi="Arial" w:cs="Arial"/>
-          <w:sz w:val="24"/>
-          <w:szCs w:val="24"/>
-        </w:rPr>
-        <w:t>(3)</w:t>
+        <w:t xml:space="preserve">         (3)</w:t>
       </w:r>
       <w:r>
         <w:rPr>
           <w:rFonts w:ascii="Arial" w:eastAsia="Courier New" w:hAnsi="Arial" w:cs="Arial"/>
-          <w:color w:val="BFBFBF"/>
+          <w:b/>
           <w:sz w:val="24"/>
           <w:szCs w:val="24"/>
           <w:u w:val="single" w:color="BFBFBF"/>
@@ -2602,27 +3015,13 @@
       <w:r>
         <w:rPr>
           <w:rFonts w:ascii="Roboto" w:eastAsia="Times New Roman" w:hAnsi="Roboto" w:cs="Times New Roman"/>
-          <w:color w:val="FF0000"/>
+          <w:b/>
           <w:lang w:val="en-IN" w:eastAsia="en-GB" w:bidi="hi-IN"/>
         </w:rPr>
-        <w:t>[Name as per Aadhar C</w:t>
-      </w:r>
-      <w:r>
-        <w:rPr>
-          <w:rFonts w:ascii="Roboto" w:eastAsia="Times New Roman" w:hAnsi="Roboto" w:cs="Times New Roman"/>
-          <w:color w:val="FF0000"/>
-          <w:lang w:val="en-IN" w:eastAsia="en-GB" w:bidi="hi-IN"/>
-        </w:rPr>
-        <w:t>3</w:t>
-      </w:r>
-      <w:r>
-        <w:rPr>
-          <w:rFonts w:ascii="Roboto" w:eastAsia="Times New Roman" w:hAnsi="Roboto" w:cs="Times New Roman"/>
-          <w:color w:val="FF0000"/>
-          <w:lang w:val="en-IN" w:eastAsia="en-GB" w:bidi="hi-IN"/>
-        </w:rPr>
-        <w:t>]</w:t>
-      </w:r>
+        <w:t>[Name as per Aadhar C3]</w:t>
+      </w:r>
+      <w:bookmarkStart w:id="0" w:name="_GoBack"/>
+      <w:bookmarkEnd w:id="0"/>
     </w:p>
     <w:p>
       <w:pPr>
@@ -2996,7 +3395,7 @@
 </file>
 
 <file path=word/numbering.xml><?xml version="1.0" encoding="utf-8"?>
-<w:numbering xmlns:wpc="http://schemas.microsoft.com/office/word/2010/wordprocessingCanvas" xmlns:cx="http://schemas.microsoft.com/office/drawing/2014/chartex" xmlns:cx1="http://schemas.microsoft.com/office/drawing/2015/9/8/chartex" xmlns:cx2="http://schemas.microsoft.com/office/drawing/2015/10/21/chartex" xmlns:cx3="http://schemas.microsoft.com/office/drawing/2016/5/9/chartex" xmlns:cx4="http://schemas.microsoft.com/office/drawing/2016/5/10/chartex" xmlns:cx5="http://schemas.microsoft.com/office/drawing/2016/5/11/chartex" xmlns:cx6="http://schemas.microsoft.com/office/drawing/2016/5/12/chartex" xmlns:cx7="http://schemas.microsoft.com/office/drawing/2016/5/13/chartex" xmlns:cx8="http://schemas.microsoft.com/office/drawing/2016/5/14/chartex" xmlns:mc="http://schemas.openxmlformats.org/markup-compatibility/2006" xmlns:aink="http://schemas.microsoft.com/office/drawing/2016/ink" xmlns:am3d="http://schemas.microsoft.com/office/drawing/2017/model3d" xmlns:o="urn:schemas-microsoft-com:office:office" xmlns:oel="http://schemas.microsoft.com/office/2019/extlst" xmlns:r="http://schemas.openxmlformats.org/officeDocument/2006/relationships" xmlns:m="http://schemas.openxmlformats.org/officeDocument/2006/math" xmlns:v="urn:schemas-microsoft-com:vml" xmlns:wp14="http://schemas.microsoft.com/office/word/2010/wordprocessingDrawing" xmlns:wp="http://schemas.openxmlformats.org/drawingml/2006/wordprocessingDrawing" xmlns:w10="urn:schemas-microsoft-com:office:word" xmlns:w="http://schemas.openxmlformats.org/wordprocessingml/2006/main" xmlns:w14="http://schemas.microsoft.com/office/word/2010/wordml" xmlns:w15="http://schemas.microsoft.com/office/word/2012/wordml" xmlns:w16cex="http://schemas.microsoft.com/office/word/2018/wordml/cex" xmlns:w16cid="http://schemas.microsoft.com/office/word/2016/wordml/cid" xmlns:w16="http://schemas.microsoft.com/office/word/2018/wordml" xmlns:w16sdtdh="http://schemas.microsoft.com/office/word/2020/wordml/sdtdatahash" xmlns:w16se="http://schemas.microsoft.com/office/word/2015/wordml/symex" xmlns:wpg="http://schemas.microsoft.com/office/word/2010/wordprocessingGroup" xmlns:wpi="http://schemas.microsoft.com/office/word/2010/wordprocessingInk" xmlns:wne="http://schemas.microsoft.com/office/word/2006/wordml" xmlns:wps="http://schemas.microsoft.com/office/word/2010/wordprocessingShape" mc:Ignorable="w14 w15 w16se w16cid w16 w16cex w16sdtdh wp14">
+<w:numbering xmlns:wpc="http://schemas.microsoft.com/office/word/2010/wordprocessingCanvas" xmlns:cx="http://schemas.microsoft.com/office/drawing/2014/chartex" xmlns:mc="http://schemas.openxmlformats.org/markup-compatibility/2006" xmlns:o="urn:schemas-microsoft-com:office:office" xmlns:r="http://schemas.openxmlformats.org/officeDocument/2006/relationships" xmlns:m="http://schemas.openxmlformats.org/officeDocument/2006/math" xmlns:v="urn:schemas-microsoft-com:vml" xmlns:wp14="http://schemas.microsoft.com/office/word/2010/wordprocessingDrawing" xmlns:wp="http://schemas.openxmlformats.org/drawingml/2006/wordprocessingDrawing" xmlns:w10="urn:schemas-microsoft-com:office:word" xmlns:w="http://schemas.openxmlformats.org/wordprocessingml/2006/main" xmlns:w14="http://schemas.microsoft.com/office/word/2010/wordml" xmlns:w15="http://schemas.microsoft.com/office/word/2012/wordml" xmlns:w16se="http://schemas.microsoft.com/office/word/2015/wordml/symex" xmlns:wpg="http://schemas.microsoft.com/office/word/2010/wordprocessingGroup" xmlns:wpi="http://schemas.microsoft.com/office/word/2010/wordprocessingInk" xmlns:wne="http://schemas.microsoft.com/office/word/2006/wordml" xmlns:wps="http://schemas.microsoft.com/office/word/2010/wordprocessingShape" mc:Ignorable="w14 w15 w16se wp14">
   <w:abstractNum w:abstractNumId="0" w15:restartNumberingAfterBreak="0">
     <w:nsid w:val="0B9E6BD1"/>
     <w:multiLevelType w:val="hybridMultilevel"/>
@@ -4856,59 +5255,59 @@
       </w:pPr>
     </w:lvl>
   </w:abstractNum>
-  <w:num w:numId="1" w16cid:durableId="657224777">
+  <w:num w:numId="1">
     <w:abstractNumId w:val="10"/>
   </w:num>
-  <w:num w:numId="2" w16cid:durableId="1447310886">
+  <w:num w:numId="2">
     <w:abstractNumId w:val="11"/>
   </w:num>
-  <w:num w:numId="3" w16cid:durableId="1029329829">
+  <w:num w:numId="3">
     <w:abstractNumId w:val="1"/>
   </w:num>
-  <w:num w:numId="4" w16cid:durableId="2124960071">
+  <w:num w:numId="4">
     <w:abstractNumId w:val="13"/>
   </w:num>
-  <w:num w:numId="5" w16cid:durableId="2001421964">
+  <w:num w:numId="5">
     <w:abstractNumId w:val="14"/>
   </w:num>
-  <w:num w:numId="6" w16cid:durableId="1667006390">
+  <w:num w:numId="6">
     <w:abstractNumId w:val="7"/>
   </w:num>
-  <w:num w:numId="7" w16cid:durableId="268855496">
+  <w:num w:numId="7">
     <w:abstractNumId w:val="0"/>
   </w:num>
-  <w:num w:numId="8" w16cid:durableId="56712480">
+  <w:num w:numId="8">
     <w:abstractNumId w:val="12"/>
   </w:num>
-  <w:num w:numId="9" w16cid:durableId="906769273">
+  <w:num w:numId="9">
     <w:abstractNumId w:val="6"/>
   </w:num>
-  <w:num w:numId="10" w16cid:durableId="998726304">
+  <w:num w:numId="10">
     <w:abstractNumId w:val="15"/>
   </w:num>
-  <w:num w:numId="11" w16cid:durableId="1348286050">
+  <w:num w:numId="11">
     <w:abstractNumId w:val="2"/>
   </w:num>
-  <w:num w:numId="12" w16cid:durableId="1435982430">
+  <w:num w:numId="12">
     <w:abstractNumId w:val="5"/>
   </w:num>
-  <w:num w:numId="13" w16cid:durableId="1699698059">
+  <w:num w:numId="13">
     <w:abstractNumId w:val="9"/>
   </w:num>
-  <w:num w:numId="14" w16cid:durableId="402222060">
+  <w:num w:numId="14">
     <w:abstractNumId w:val="8"/>
   </w:num>
-  <w:num w:numId="15" w16cid:durableId="764544610">
+  <w:num w:numId="15">
     <w:abstractNumId w:val="4"/>
   </w:num>
-  <w:num w:numId="16" w16cid:durableId="1141848919">
+  <w:num w:numId="16">
     <w:abstractNumId w:val="3"/>
   </w:num>
 </w:numbering>
 </file>
 
 <file path=word/styles.xml><?xml version="1.0" encoding="utf-8"?>
-<w:styles xmlns:mc="http://schemas.openxmlformats.org/markup-compatibility/2006" xmlns:r="http://schemas.openxmlformats.org/officeDocument/2006/relationships" xmlns:w="http://schemas.openxmlformats.org/wordprocessingml/2006/main" xmlns:w14="http://schemas.microsoft.com/office/word/2010/wordml" xmlns:w15="http://schemas.microsoft.com/office/word/2012/wordml" xmlns:w16cex="http://schemas.microsoft.com/office/word/2018/wordml/cex" xmlns:w16cid="http://schemas.microsoft.com/office/word/2016/wordml/cid" xmlns:w16="http://schemas.microsoft.com/office/word/2018/wordml" xmlns:w16sdtdh="http://schemas.microsoft.com/office/word/2020/wordml/sdtdatahash" xmlns:w16se="http://schemas.microsoft.com/office/word/2015/wordml/symex" mc:Ignorable="w14 w15 w16se w16cid w16 w16cex w16sdtdh">
+<w:styles xmlns:mc="http://schemas.openxmlformats.org/markup-compatibility/2006" xmlns:r="http://schemas.openxmlformats.org/officeDocument/2006/relationships" xmlns:w="http://schemas.openxmlformats.org/wordprocessingml/2006/main" xmlns:w14="http://schemas.microsoft.com/office/word/2010/wordml" xmlns:w15="http://schemas.microsoft.com/office/word/2012/wordml" xmlns:w16se="http://schemas.microsoft.com/office/word/2015/wordml/symex" mc:Ignorable="w14 w15 w16se">
   <w:docDefaults>
     <w:rPrDefault>
       <w:rPr>
@@ -4924,7 +5323,7 @@
       </w:pPr>
     </w:pPrDefault>
   </w:docDefaults>
-  <w:latentStyles w:defLockedState="0" w:defUIPriority="99" w:defSemiHidden="0" w:defUnhideWhenUsed="0" w:defQFormat="0" w:count="376">
+  <w:latentStyles w:defLockedState="0" w:defUIPriority="99" w:defSemiHidden="0" w:defUnhideWhenUsed="0" w:defQFormat="0" w:count="371">
     <w:lsdException w:name="Normal" w:uiPriority="0" w:qFormat="1"/>
     <w:lsdException w:name="heading 1" w:uiPriority="9" w:qFormat="1"/>
     <w:lsdException w:name="heading 2" w:semiHidden="1" w:uiPriority="9" w:unhideWhenUsed="1" w:qFormat="1"/>
@@ -5296,11 +5695,6 @@
     <w:lsdException w:name="List Table 5 Dark Accent 6" w:uiPriority="50"/>
     <w:lsdException w:name="List Table 6 Colorful Accent 6" w:uiPriority="51"/>
     <w:lsdException w:name="List Table 7 Colorful Accent 6" w:uiPriority="52"/>
-    <w:lsdException w:name="Mention" w:semiHidden="1" w:unhideWhenUsed="1"/>
-    <w:lsdException w:name="Smart Hyperlink" w:semiHidden="1" w:unhideWhenUsed="1"/>
-    <w:lsdException w:name="Hashtag" w:semiHidden="1" w:unhideWhenUsed="1"/>
-    <w:lsdException w:name="Unresolved Mention" w:semiHidden="1" w:unhideWhenUsed="1"/>
-    <w:lsdException w:name="Smart Link" w:semiHidden="1" w:unhideWhenUsed="1"/>
   </w:latentStyles>
   <w:style w:type="paragraph" w:default="1" w:styleId="Normal">
     <w:name w:val="Normal"/>
@@ -5932,7 +6326,7 @@
 </file>
 
 <file path=customXml/itemProps1.xml><?xml version="1.0" encoding="utf-8"?>
-<ds:datastoreItem xmlns:ds="http://schemas.openxmlformats.org/officeDocument/2006/customXml" ds:itemID="{72962AE1-48BE-4837-ADBA-AF8CE8E031C6}">
+<ds:datastoreItem xmlns:ds="http://schemas.openxmlformats.org/officeDocument/2006/customXml" ds:itemID="{8AFD3DAC-29B8-4AC4-A926-44D6433E1FD6}">
   <ds:schemaRefs>
     <ds:schemaRef ds:uri="http://schemas.openxmlformats.org/officeDocument/2006/bibliography"/>
   </ds:schemaRefs>

--- a/backend/templates/Form-A (Affidavit)- SELF_Multiple_Template.docx
+++ b/backend/templates/Form-A (Affidavit)- SELF_Multiple_Template.docx
@@ -295,7 +295,31 @@
           <w:b/>
           <w:lang w:val="en-IN" w:eastAsia="en-GB" w:bidi="hi-IN"/>
         </w:rPr>
-        <w:t>[PAN C1]; [PAN C1]; [PAN C1]</w:t>
+        <w:t>[PAN C1]; [PAN C2</w:t>
+      </w:r>
+      <w:r>
+        <w:rPr>
+          <w:rFonts w:ascii="Roboto" w:eastAsia="Times New Roman" w:hAnsi="Roboto" w:cs="Times New Roman"/>
+          <w:b/>
+          <w:lang w:val="en-IN" w:eastAsia="en-GB" w:bidi="hi-IN"/>
+        </w:rPr>
+        <w:t>]; [PAN C</w:t>
+      </w:r>
+      <w:r>
+        <w:rPr>
+          <w:rFonts w:ascii="Roboto" w:eastAsia="Times New Roman" w:hAnsi="Roboto" w:cs="Times New Roman"/>
+          <w:b/>
+          <w:lang w:val="en-IN" w:eastAsia="en-GB" w:bidi="hi-IN"/>
+        </w:rPr>
+        <w:t>3</w:t>
+      </w:r>
+      <w:r>
+        <w:rPr>
+          <w:rFonts w:ascii="Roboto" w:eastAsia="Times New Roman" w:hAnsi="Roboto" w:cs="Times New Roman"/>
+          <w:b/>
+          <w:lang w:val="en-IN" w:eastAsia="en-GB" w:bidi="hi-IN"/>
+        </w:rPr>
+        <w:t>]</w:t>
       </w:r>
       <w:r>
         <w:rPr>
@@ -320,7 +344,7 @@
           <w:numId w:val="12"/>
         </w:numPr>
         <w:spacing w:after="0" w:line="360" w:lineRule="auto"/>
-        <w:ind w:left="0" w:right="-164" w:hanging="284"/>
+        <w:ind w:right="-164"/>
         <w:rPr>
           <w:rFonts w:ascii="Arial" w:hAnsi="Arial" w:cs="Arial"/>
         </w:rPr>
@@ -337,7 +361,55 @@
           <w:b/>
           <w:lang w:val="en-IN" w:eastAsia="en-GB" w:bidi="hi-IN"/>
         </w:rPr>
-        <w:t>[Name as per Aadhar C1] &amp; [Name as per Aadhar C2] &amp; [Name as per Aadhar C3]</w:t>
+        <w:t>[Name as per Cert C1]</w:t>
+      </w:r>
+      <w:r>
+        <w:rPr>
+          <w:rFonts w:ascii="Roboto" w:eastAsia="Times New Roman" w:hAnsi="Roboto" w:cs="Times New Roman"/>
+          <w:b/>
+          <w:lang w:val="en-IN" w:eastAsia="en-GB" w:bidi="hi-IN"/>
+        </w:rPr>
+        <w:t xml:space="preserve"> &amp; </w:t>
+      </w:r>
+      <w:r>
+        <w:rPr>
+          <w:rFonts w:ascii="Roboto" w:eastAsia="Times New Roman" w:hAnsi="Roboto" w:cs="Times New Roman"/>
+          <w:b/>
+          <w:lang w:val="en-IN" w:eastAsia="en-GB" w:bidi="hi-IN"/>
+        </w:rPr>
+        <w:t>[Name as per Cert C2</w:t>
+      </w:r>
+      <w:r>
+        <w:rPr>
+          <w:rFonts w:ascii="Roboto" w:eastAsia="Times New Roman" w:hAnsi="Roboto" w:cs="Times New Roman"/>
+          <w:b/>
+          <w:lang w:val="en-IN" w:eastAsia="en-GB" w:bidi="hi-IN"/>
+        </w:rPr>
+        <w:t>]</w:t>
+      </w:r>
+      <w:r>
+        <w:rPr>
+          <w:rFonts w:ascii="Roboto" w:eastAsia="Times New Roman" w:hAnsi="Roboto" w:cs="Times New Roman"/>
+          <w:b/>
+          <w:lang w:val="en-IN" w:eastAsia="en-GB" w:bidi="hi-IN"/>
+        </w:rPr>
+        <w:t xml:space="preserve"> &amp; </w:t>
+      </w:r>
+      <w:r>
+        <w:rPr>
+          <w:rFonts w:ascii="Roboto" w:eastAsia="Times New Roman" w:hAnsi="Roboto" w:cs="Times New Roman"/>
+          <w:b/>
+          <w:lang w:val="en-IN" w:eastAsia="en-GB" w:bidi="hi-IN"/>
+        </w:rPr>
+        <w:t>[Name as per Cert C3</w:t>
+      </w:r>
+      <w:r>
+        <w:rPr>
+          <w:rFonts w:ascii="Roboto" w:eastAsia="Times New Roman" w:hAnsi="Roboto" w:cs="Times New Roman"/>
+          <w:b/>
+          <w:lang w:val="en-IN" w:eastAsia="en-GB" w:bidi="hi-IN"/>
+        </w:rPr>
+        <w:t>]</w:t>
       </w:r>
       <w:r>
         <w:rPr>
@@ -388,7 +460,15 @@
         <w:rPr>
           <w:rFonts w:ascii="Arial" w:eastAsia="Times New Roman" w:hAnsi="Arial" w:cs="Arial"/>
         </w:rPr>
-        <w:t xml:space="preserve"> securities under</w:t>
+        <w:t xml:space="preserve"> se</w:t>
+      </w:r>
+      <w:bookmarkStart w:id="0" w:name="_GoBack"/>
+      <w:bookmarkEnd w:id="0"/>
+      <w:r>
+        <w:rPr>
+          <w:rFonts w:ascii="Arial" w:eastAsia="Times New Roman" w:hAnsi="Arial" w:cs="Arial"/>
+        </w:rPr>
+        <w:t>curities under</w:t>
       </w:r>
       <w:r>
         <w:rPr>
@@ -3020,8 +3100,6 @@
         </w:rPr>
         <w:t>[Name as per Aadhar C3]</w:t>
       </w:r>
-      <w:bookmarkStart w:id="0" w:name="_GoBack"/>
-      <w:bookmarkEnd w:id="0"/>
     </w:p>
     <w:p>
       <w:pPr>
@@ -6326,7 +6404,7 @@
 </file>
 
 <file path=customXml/itemProps1.xml><?xml version="1.0" encoding="utf-8"?>
-<ds:datastoreItem xmlns:ds="http://schemas.openxmlformats.org/officeDocument/2006/customXml" ds:itemID="{8AFD3DAC-29B8-4AC4-A926-44D6433E1FD6}">
+<ds:datastoreItem xmlns:ds="http://schemas.openxmlformats.org/officeDocument/2006/customXml" ds:itemID="{1E4B30DA-5D8F-4591-9AB1-2E3785FB778B}">
   <ds:schemaRefs>
     <ds:schemaRef ds:uri="http://schemas.openxmlformats.org/officeDocument/2006/bibliography"/>
   </ds:schemaRefs>
